--- a/SistemBeritaAcara.Web/wwwroot/files/documents/ba-144-draft.docx
+++ b/SistemBeritaAcara.Web/wwwroot/files/documents/ba-144-draft.docx
@@ -1,37 +1,54 @@
 
 <file path=word/document.xml><?xml version="1.0" encoding="utf-8"?>
-<w:document xmlns:wpc="http://schemas.microsoft.com/office/word/2010/wordprocessingCanvas" xmlns:cx="http://schemas.microsoft.com/office/drawing/2014/chartex" xmlns:cx1="http://schemas.microsoft.com/office/drawing/2015/9/8/chartex" xmlns:cx2="http://schemas.microsoft.com/office/drawing/2015/10/21/chartex" xmlns:cx3="http://schemas.microsoft.com/office/drawing/2016/5/9/chartex" xmlns:cx4="http://schemas.microsoft.com/office/drawing/2016/5/10/chartex" xmlns:cx5="http://schemas.microsoft.com/office/drawing/2016/5/11/chartex" xmlns:cx6="http://schemas.microsoft.com/office/drawing/2016/5/12/chartex" xmlns:cx7="http://schemas.microsoft.com/office/drawing/2016/5/13/chartex" xmlns:cx8="http://schemas.microsoft.com/office/drawing/2016/5/14/chartex" xmlns:mc="http://schemas.openxmlformats.org/markup-compatibility/2006" xmlns:aink="http://schemas.microsoft.com/office/drawing/2016/ink" xmlns:am3d="http://schemas.microsoft.com/office/drawing/2017/model3d" xmlns:o="urn:schemas-microsoft-com:office:office" xmlns:oel="http://schemas.microsoft.com/office/2019/extlst" xmlns:r="http://schemas.openxmlformats.org/officeDocument/2006/relationships" xmlns:m="http://schemas.openxmlformats.org/officeDocument/2006/math" xmlns:v="urn:schemas-microsoft-com:vml" xmlns:wp14="http://schemas.microsoft.com/office/word/2010/wordprocessingDrawing" xmlns:wp="http://schemas.openxmlformats.org/drawingml/2006/wordprocessingDrawing" xmlns:w10="urn:schemas-microsoft-com:office:word" xmlns:w="http://schemas.openxmlformats.org/wordprocessingml/2006/main" xmlns:w14="http://schemas.microsoft.com/office/word/2010/wordml" xmlns:w15="http://schemas.microsoft.com/office/word/2012/wordml" xmlns:w16cex="http://schemas.microsoft.com/office/word/2018/wordml/cex" xmlns:w16cid="http://schemas.microsoft.com/office/word/2016/wordml/cid" xmlns:w16="http://schemas.microsoft.com/office/word/2018/wordml" xmlns:w16du="http://schemas.microsoft.com/office/word/2023/wordml/word16du" xmlns:w16sdtdh="http://schemas.microsoft.com/office/word/2020/wordml/sdtdatahash" xmlns:w16sdtfl="http://schemas.microsoft.com/office/word/2024/wordml/sdtformatlock" xmlns:w16se="http://schemas.microsoft.com/office/word/2015/wordml/symex" xmlns:wpg="http://schemas.microsoft.com/office/word/2010/wordprocessingGroup" xmlns:wpi="http://schemas.microsoft.com/office/word/2010/wordprocessingInk" xmlns:wne="http://schemas.microsoft.com/office/word/2006/wordml" xmlns:wps="http://schemas.microsoft.com/office/word/2010/wordprocessingShape" mc:Ignorable="w14 w15 w16se w16cid w16 w16cex w16sdtdh w16sdtfl w16du wp14">
+<w:document xmlns:wpc="http://schemas.microsoft.com/office/word/2010/wordprocessingCanvas" xmlns:cx="http://schemas.microsoft.com/office/drawing/2014/chartex" xmlns:cx1="http://schemas.microsoft.com/office/drawing/2015/9/8/chartex" xmlns:cx2="http://schemas.microsoft.com/office/drawing/2015/10/21/chartex" xmlns:cx3="http://schemas.microsoft.com/office/drawing/2016/5/9/chartex" xmlns:cx4="http://schemas.microsoft.com/office/drawing/2016/5/10/chartex" xmlns:cx5="http://schemas.microsoft.com/office/drawing/2016/5/11/chartex" xmlns:mc="http://schemas.openxmlformats.org/markup-compatibility/2006" xmlns:o="urn:schemas-microsoft-com:office:office" xmlns:r="http://schemas.openxmlformats.org/officeDocument/2006/relationships" xmlns:m="http://schemas.openxmlformats.org/officeDocument/2006/math" xmlns:v="urn:schemas-microsoft-com:vml" xmlns:wp14="http://schemas.microsoft.com/office/word/2010/wordprocessingDrawing" xmlns:wp="http://schemas.openxmlformats.org/drawingml/2006/wordprocessingDrawing" xmlns:w10="urn:schemas-microsoft-com:office:word" xmlns:w="http://schemas.openxmlformats.org/wordprocessingml/2006/main" xmlns:w14="http://schemas.microsoft.com/office/word/2010/wordml" xmlns:w15="http://schemas.microsoft.com/office/word/2012/wordml" xmlns:wne="http://schemas.microsoft.com/office/word/2006/wordml" xmlns:wpg="http://schemas.microsoft.com/office/word/2010/wordprocessingGroup" xmlns:wpi="http://schemas.microsoft.com/office/word/2010/wordprocessingInk" xmlns:wps="http://schemas.microsoft.com/office/word/2010/wordprocessingShape" mc:Ignorable="w14 w15 wp14">
   <w:body>
     <w:tbl>
       <w:tblPr>
+        <w:tblStyle w:val="NormalTable"/>
         <w:tblW w:w="9026" w:type="dxa"/>
         <w:tblBorders>
-          <w:top w:val="single" w:color="auto" w:sz="4" w:space="0"/>
-          <w:left w:val="single" w:color="auto" w:sz="4" w:space="0"/>
-          <w:bottom w:val="single" w:color="auto" w:sz="4" w:space="0"/>
-          <w:right w:val="single" w:color="auto" w:sz="4" w:space="0"/>
-          <w:insideH w:val="single" w:color="auto" w:sz="4" w:space="0"/>
-          <w:insideV w:val="single" w:color="auto" w:sz="4" w:space="0"/>
+          <w:top w:val="single" w:sz="4" w:space="0" w:color="auto"/>
+          <w:left w:val="single" w:sz="4" w:space="0" w:color="auto"/>
+          <w:bottom w:val="single" w:sz="4" w:space="0" w:color="auto"/>
+          <w:right w:val="single" w:sz="4" w:space="0" w:color="auto"/>
+          <w:insideH w:val="single" w:sz="4" w:space="0" w:color="auto"/>
+          <w:insideV w:val="single" w:sz="4" w:space="0" w:color="auto"/>
         </w:tblBorders>
         <w:tblCellMar>
           <w:left w:w="10" w:type="dxa"/>
           <w:right w:w="10" w:type="dxa"/>
         </w:tblCellMar>
-        <w:tblLook w:val="04A0" w:firstRow="1" w:lastRow="0" w:firstColumn="1" w:lastColumn="0" w:noHBand="0" w:noVBand="1"/>
+        <w:tblLook w:val="04A0"/>
       </w:tblPr>
       <w:tblGrid>
         <w:gridCol w:w="5356"/>
         <w:gridCol w:w="3670"/>
       </w:tblGrid>
       <w:tr>
+        <w:tblPrEx>
+          <w:tblW w:w="9026" w:type="dxa"/>
+          <w:tblBorders>
+            <w:top w:val="single" w:sz="4" w:space="0" w:color="auto"/>
+            <w:left w:val="single" w:sz="4" w:space="0" w:color="auto"/>
+            <w:bottom w:val="single" w:sz="4" w:space="0" w:color="auto"/>
+            <w:right w:val="single" w:sz="4" w:space="0" w:color="auto"/>
+            <w:insideH w:val="single" w:sz="4" w:space="0" w:color="auto"/>
+            <w:insideV w:val="single" w:sz="4" w:space="0" w:color="auto"/>
+          </w:tblBorders>
+          <w:tblCellMar>
+            <w:left w:w="10" w:type="dxa"/>
+            <w:right w:w="10" w:type="dxa"/>
+          </w:tblCellMar>
+          <w:tblLook w:val="04A0"/>
+        </w:tblPrEx>
         <w:tc>
           <w:tcPr>
             <w:tcW w:w="5426" w:type="dxa"/>
             <w:tcBorders>
-              <w:top w:val="none" w:color="FFFFFF" w:sz="0" w:space="0"/>
-              <w:left w:val="none" w:color="FFFFFF" w:sz="0" w:space="0"/>
-              <w:bottom w:val="none" w:color="FFFFFF" w:sz="0" w:space="0"/>
-              <w:right w:val="none" w:color="FFFFFF" w:sz="0" w:space="0"/>
+              <w:top w:val="nil"/>
+              <w:left w:val="nil"/>
+              <w:bottom w:val="nil"/>
+              <w:right w:val="nil"/>
             </w:tcBorders>
             <w:tcMar>
               <w:top w:w="60" w:type="dxa"/>
@@ -55,7 +72,7 @@
                 <w:b/>
                 <w:bCs/>
               </w:rPr>
-              <w:t>DIT. PENUNJANG BISNIS</w:t>
+              <w:t xml:space="preserve">DIT. PENUNJANG BISNIS</w:t>
             </w:r>
           </w:p>
           <w:p>
@@ -68,7 +85,7 @@
                 <w:b/>
                 <w:bCs/>
               </w:rPr>
-              <w:t>INFORMATION TECHNOLOGY</w:t>
+              <w:t xml:space="preserve">INFORMATION TECHNOLOGY</w:t>
             </w:r>
           </w:p>
           <w:p>
@@ -89,7 +106,21 @@
                 <w:sz w:val="18"/>
                 <w:szCs w:val="18"/>
               </w:rPr>
-              <w:t xml:space="preserve">Gd. Wisma Tugu II Lt. 2 Jl. </w:t>
+              <w:t xml:space="preserve">Gd. Wisma </w:t>
+            </w:r>
+            <w:r>
+              <w:rPr>
+                <w:sz w:val="18"/>
+                <w:szCs w:val="18"/>
+              </w:rPr>
+              <w:t xml:space="preserve">Tugu</w:t>
+            </w:r>
+            <w:r>
+              <w:rPr>
+                <w:sz w:val="18"/>
+                <w:szCs w:val="18"/>
+              </w:rPr>
+              <w:t xml:space="preserve"> II Lt. 2 Jl. </w:t>
             </w:r>
             <w:r>
               <w:rPr>
@@ -97,7 +128,7 @@
                 <w:szCs w:val="18"/>
                 <w:lang w:val="nb-NO"/>
               </w:rPr>
-              <w:t>HR Rasuna</w:t>
+              <w:t xml:space="preserve">HR Rasuna</w:t>
             </w:r>
           </w:p>
           <w:p>
@@ -114,7 +145,7 @@
                 <w:szCs w:val="18"/>
                 <w:lang w:val="nb-NO"/>
               </w:rPr>
-              <w:t>Said Kav. C 7-9 Kuningan, Jakarta</w:t>
+              <w:t xml:space="preserve">Said Kav. C 7-9 Kuningan, Jakarta</w:t>
             </w:r>
           </w:p>
           <w:p>
@@ -131,7 +162,7 @@
                 <w:szCs w:val="18"/>
                 <w:lang w:val="nb-NO"/>
               </w:rPr>
-              <w:t>12290, Indonesia</w:t>
+              <w:t xml:space="preserve">12290, Indonesia</w:t>
             </w:r>
           </w:p>
         </w:tc>
@@ -139,10 +170,10 @@
           <w:tcPr>
             <w:tcW w:w="3600" w:type="dxa"/>
             <w:tcBorders>
-              <w:top w:val="none" w:color="FFFFFF" w:sz="0" w:space="0"/>
-              <w:left w:val="none" w:color="FFFFFF" w:sz="0" w:space="0"/>
-              <w:bottom w:val="none" w:color="FFFFFF" w:sz="0" w:space="0"/>
-              <w:right w:val="none" w:color="FFFFFF" w:sz="0" w:space="0"/>
+              <w:top w:val="nil"/>
+              <w:left w:val="nil"/>
+              <w:bottom w:val="nil"/>
+              <w:right w:val="nil"/>
             </w:tcBorders>
             <w:tcMar>
               <w:top w:w="60" w:type="dxa"/>
@@ -153,18 +184,19 @@
           </w:tcPr>
           <w:tbl>
             <w:tblPr>
+              <w:tblStyle w:val="NormalTable"/>
               <w:tblW w:w="3500" w:type="dxa"/>
               <w:tblBorders>
-                <w:top w:val="single" w:color="auto" w:sz="4" w:space="0"/>
-                <w:left w:val="single" w:color="auto" w:sz="4" w:space="0"/>
-                <w:bottom w:val="single" w:color="auto" w:sz="4" w:space="0"/>
-                <w:right w:val="single" w:color="auto" w:sz="4" w:space="0"/>
+                <w:top w:val="single" w:sz="4" w:space="0" w:color="auto"/>
+                <w:left w:val="single" w:sz="4" w:space="0" w:color="auto"/>
+                <w:bottom w:val="single" w:sz="4" w:space="0" w:color="auto"/>
+                <w:right w:val="single" w:sz="4" w:space="0" w:color="auto"/>
               </w:tblBorders>
               <w:tblCellMar>
                 <w:left w:w="10" w:type="dxa"/>
                 <w:right w:w="10" w:type="dxa"/>
               </w:tblCellMar>
-              <w:tblLook w:val="04A0" w:firstRow="1" w:lastRow="0" w:firstColumn="1" w:lastColumn="0" w:noHBand="0" w:noVBand="1"/>
+              <w:tblLook w:val="04A0"/>
             </w:tblPr>
             <w:tblGrid>
               <w:gridCol w:w="1097"/>
@@ -172,6 +204,20 @@
               <w:gridCol w:w="2192"/>
             </w:tblGrid>
             <w:tr>
+              <w:tblPrEx>
+                <w:tblW w:w="3500" w:type="dxa"/>
+                <w:tblBorders>
+                  <w:top w:val="single" w:sz="4" w:space="0" w:color="auto"/>
+                  <w:left w:val="single" w:sz="4" w:space="0" w:color="auto"/>
+                  <w:bottom w:val="single" w:sz="4" w:space="0" w:color="auto"/>
+                  <w:right w:val="single" w:sz="4" w:space="0" w:color="auto"/>
+                </w:tblBorders>
+                <w:tblCellMar>
+                  <w:left w:w="10" w:type="dxa"/>
+                  <w:right w:w="10" w:type="dxa"/>
+                </w:tblCellMar>
+                <w:tblLook w:val="04A0"/>
+              </w:tblPrEx>
               <w:tc>
                 <w:tcPr>
                   <w:tcW w:w="1097" w:type="dxa"/>
@@ -191,7 +237,7 @@
                       <w:sz w:val="18"/>
                       <w:szCs w:val="18"/>
                     </w:rPr>
-                    <w:t>Nomor</w:t>
+                    <w:t xml:space="preserve">Nomor</w:t>
                   </w:r>
                 </w:p>
               </w:tc>
@@ -214,7 +260,7 @@
                       <w:sz w:val="18"/>
                       <w:szCs w:val="18"/>
                     </w:rPr>
-                    <w:t>:</w:t>
+                    <w:t xml:space="preserve">:</w:t>
                   </w:r>
                 </w:p>
               </w:tc>
@@ -237,12 +283,20 @@
                       <w:sz w:val="18"/>
                       <w:szCs w:val="18"/>
                     </w:rPr>
-                    <w:t>Draft</w:t>
+                    <w:t xml:space="preserve">BA 014/PPNEG1000/VI/2026-S0</w:t>
                   </w:r>
                 </w:p>
               </w:tc>
             </w:tr>
             <w:tr>
+              <w:tblPrEx>
+                <w:tblW w:w="3500" w:type="dxa"/>
+                <w:tblCellMar>
+                  <w:left w:w="10" w:type="dxa"/>
+                  <w:right w:w="10" w:type="dxa"/>
+                </w:tblCellMar>
+                <w:tblLook w:val="04A0"/>
+              </w:tblPrEx>
               <w:tc>
                 <w:tcPr>
                   <w:tcW w:w="1097" w:type="dxa"/>
@@ -262,7 +316,7 @@
                       <w:sz w:val="18"/>
                       <w:szCs w:val="18"/>
                     </w:rPr>
-                    <w:t>Tanggal</w:t>
+                    <w:t xml:space="preserve">Tanggal</w:t>
                   </w:r>
                 </w:p>
               </w:tc>
@@ -285,7 +339,7 @@
                       <w:sz w:val="18"/>
                       <w:szCs w:val="18"/>
                     </w:rPr>
-                    <w:t>:</w:t>
+                    <w:t xml:space="preserve">:</w:t>
                   </w:r>
                 </w:p>
               </w:tc>
@@ -308,12 +362,20 @@
                       <w:sz w:val="18"/>
                       <w:szCs w:val="18"/>
                     </w:rPr>
-                    <w:t>15 Juni 2026</w:t>
+                    <w:t xml:space="preserve">15 Juni 2026</w:t>
                   </w:r>
                 </w:p>
               </w:tc>
             </w:tr>
             <w:tr>
+              <w:tblPrEx>
+                <w:tblW w:w="3500" w:type="dxa"/>
+                <w:tblCellMar>
+                  <w:left w:w="10" w:type="dxa"/>
+                  <w:right w:w="10" w:type="dxa"/>
+                </w:tblCellMar>
+                <w:tblLook w:val="04A0"/>
+              </w:tblPrEx>
               <w:tc>
                 <w:tcPr>
                   <w:tcW w:w="1097" w:type="dxa"/>
@@ -376,6 +438,14 @@
               </w:tc>
             </w:tr>
             <w:tr>
+              <w:tblPrEx>
+                <w:tblW w:w="3500" w:type="dxa"/>
+                <w:tblCellMar>
+                  <w:left w:w="10" w:type="dxa"/>
+                  <w:right w:w="10" w:type="dxa"/>
+                </w:tblCellMar>
+                <w:tblLook w:val="04A0"/>
+              </w:tblPrEx>
               <w:tc>
                 <w:tcPr>
                   <w:tcW w:w="1097" w:type="dxa"/>
@@ -395,7 +465,7 @@
                       <w:sz w:val="18"/>
                       <w:szCs w:val="18"/>
                     </w:rPr>
-                    <w:t>Dari</w:t>
+                    <w:t xml:space="preserve">Dari</w:t>
                   </w:r>
                 </w:p>
               </w:tc>
@@ -418,7 +488,7 @@
                       <w:sz w:val="18"/>
                       <w:szCs w:val="18"/>
                     </w:rPr>
-                    <w:t>:</w:t>
+                    <w:t xml:space="preserve">:</w:t>
                   </w:r>
                 </w:p>
               </w:tc>
@@ -441,12 +511,27 @@
                       <w:sz w:val="18"/>
                       <w:szCs w:val="18"/>
                     </w:rPr>
-                    <w:t>IT Sumbagsel</w:t>
+                    <w:t xml:space="preserve">IT </w:t>
+                  </w:r>
+                  <w:r>
+                    <w:rPr>
+                      <w:sz w:val="18"/>
+                      <w:szCs w:val="18"/>
+                    </w:rPr>
+                    <w:t xml:space="preserve">Sumbagsel</w:t>
                   </w:r>
                 </w:p>
               </w:tc>
             </w:tr>
             <w:tr>
+              <w:tblPrEx>
+                <w:tblW w:w="3500" w:type="dxa"/>
+                <w:tblCellMar>
+                  <w:left w:w="10" w:type="dxa"/>
+                  <w:right w:w="10" w:type="dxa"/>
+                </w:tblCellMar>
+                <w:tblLook w:val="04A0"/>
+              </w:tblPrEx>
               <w:tc>
                 <w:tcPr>
                   <w:tcW w:w="1097" w:type="dxa"/>
@@ -466,7 +551,7 @@
                       <w:sz w:val="18"/>
                       <w:szCs w:val="18"/>
                     </w:rPr>
-                    <w:t>Tujuan</w:t>
+                    <w:t xml:space="preserve">Tujuan</w:t>
                   </w:r>
                 </w:p>
               </w:tc>
@@ -489,7 +574,7 @@
                       <w:sz w:val="18"/>
                       <w:szCs w:val="18"/>
                     </w:rPr>
-                    <w:t>:</w:t>
+                    <w:t xml:space="preserve">:</w:t>
                   </w:r>
                 </w:p>
               </w:tc>
@@ -512,7 +597,14 @@
                       <w:sz w:val="18"/>
                       <w:szCs w:val="18"/>
                     </w:rPr>
-                    <w:t>Retail Sales Sumbagsel</w:t>
+                    <w:t xml:space="preserve">Retail Sales </w:t>
+                  </w:r>
+                  <w:r>
+                    <w:rPr>
+                      <w:sz w:val="18"/>
+                      <w:szCs w:val="18"/>
+                    </w:rPr>
+                    <w:t xml:space="preserve">Sumbagsel</w:t>
                   </w:r>
                 </w:p>
               </w:tc>
@@ -544,7 +636,7 @@
           <w:szCs w:val="22"/>
           <w:u w:val="single"/>
         </w:rPr>
-        <w:t>BERITA ACARA ALOKASI BARANG</w:t>
+        <w:t xml:space="preserve">BERITA ACARA ALOKASI BARANG</w:t>
       </w:r>
     </w:p>
     <w:p>
@@ -554,13 +646,14 @@
     </w:p>
     <w:tbl>
       <w:tblPr>
+        <w:tblStyle w:val="NormalTable"/>
         <w:tblW w:w="9128" w:type="dxa"/>
         <w:tblLayout w:type="fixed"/>
         <w:tblCellMar>
           <w:left w:w="10" w:type="dxa"/>
           <w:right w:w="10" w:type="dxa"/>
         </w:tblCellMar>
-        <w:tblLook w:val="04A0" w:firstRow="1" w:lastRow="0" w:firstColumn="1" w:lastColumn="0" w:noHBand="0" w:noVBand="1"/>
+        <w:tblLook w:val="04A0"/>
       </w:tblPr>
       <w:tblGrid>
         <w:gridCol w:w="2785"/>
@@ -568,6 +661,15 @@
         <w:gridCol w:w="6073"/>
       </w:tblGrid>
       <w:tr>
+        <w:tblPrEx>
+          <w:tblW w:w="9128" w:type="dxa"/>
+          <w:tblLayout w:type="fixed"/>
+          <w:tblCellMar>
+            <w:left w:w="10" w:type="dxa"/>
+            <w:right w:w="10" w:type="dxa"/>
+          </w:tblCellMar>
+          <w:tblLook w:val="04A0"/>
+        </w:tblPrEx>
         <w:tc>
           <w:tcPr>
             <w:tcW w:w="2785" w:type="dxa"/>
@@ -583,13 +685,16 @@
               <w:spacing w:line="276" w:lineRule="auto"/>
             </w:pPr>
             <w:r>
-              <w:t>Nama Penanggung</w:t>
+              <w:t xml:space="preserve">Nama </w:t>
+            </w:r>
+            <w:r>
+              <w:t xml:space="preserve">Penanggung</w:t>
             </w:r>
             <w:r>
               <w:t xml:space="preserve"> </w:t>
             </w:r>
             <w:r>
-              <w:t>Jawab</w:t>
+              <w:t xml:space="preserve">Jawab</w:t>
             </w:r>
           </w:p>
         </w:tc>
@@ -609,7 +714,7 @@
               <w:ind w:left="-1"/>
             </w:pPr>
             <w:r>
-              <w:t>:</w:t>
+              <w:t xml:space="preserve">:</w:t>
             </w:r>
           </w:p>
         </w:tc>
@@ -628,12 +733,21 @@
               <w:spacing w:line="276" w:lineRule="auto"/>
             </w:pPr>
             <w:r>
-              <w:t>Muhammad Widad Alfalah</w:t>
+              <w:t xml:space="preserve">Matt Murdock</w:t>
             </w:r>
           </w:p>
         </w:tc>
       </w:tr>
       <w:tr>
+        <w:tblPrEx>
+          <w:tblW w:w="9128" w:type="dxa"/>
+          <w:tblLayout w:type="fixed"/>
+          <w:tblCellMar>
+            <w:left w:w="10" w:type="dxa"/>
+            <w:right w:w="10" w:type="dxa"/>
+          </w:tblCellMar>
+          <w:tblLook w:val="04A0"/>
+        </w:tblPrEx>
         <w:tc>
           <w:tcPr>
             <w:tcW w:w="2785" w:type="dxa"/>
@@ -649,7 +763,7 @@
               <w:spacing w:line="276" w:lineRule="auto"/>
             </w:pPr>
             <w:r>
-              <w:t>Cost Center</w:t>
+              <w:t xml:space="preserve">Cost Center</w:t>
             </w:r>
           </w:p>
         </w:tc>
@@ -669,7 +783,7 @@
               <w:ind w:left="-1"/>
             </w:pPr>
             <w:r>
-              <w:t>:</w:t>
+              <w:t xml:space="preserve">:</w:t>
             </w:r>
           </w:p>
         </w:tc>
@@ -688,12 +802,21 @@
               <w:spacing w:line="276" w:lineRule="auto"/>
             </w:pPr>
             <w:r>
-              <w:t>423456</w:t>
+              <w:t xml:space="preserve">623456</w:t>
             </w:r>
           </w:p>
         </w:tc>
       </w:tr>
       <w:tr>
+        <w:tblPrEx>
+          <w:tblW w:w="9128" w:type="dxa"/>
+          <w:tblLayout w:type="fixed"/>
+          <w:tblCellMar>
+            <w:left w:w="10" w:type="dxa"/>
+            <w:right w:w="10" w:type="dxa"/>
+          </w:tblCellMar>
+          <w:tblLook w:val="04A0"/>
+        </w:tblPrEx>
         <w:tc>
           <w:tcPr>
             <w:tcW w:w="2785" w:type="dxa"/>
@@ -709,7 +832,7 @@
               <w:spacing w:line="276" w:lineRule="auto"/>
             </w:pPr>
             <w:r>
-              <w:t>J a b a t a n</w:t>
+              <w:t xml:space="preserve">J a b a t a n</w:t>
             </w:r>
           </w:p>
         </w:tc>
@@ -729,7 +852,7 @@
               <w:ind w:left="-1"/>
             </w:pPr>
             <w:r>
-              <w:t>:</w:t>
+              <w:t xml:space="preserve">:</w:t>
             </w:r>
           </w:p>
         </w:tc>
@@ -748,12 +871,21 @@
               <w:spacing w:line="276" w:lineRule="auto"/>
             </w:pPr>
             <w:r>
-              <w:t>Aviation FT Manager Sultan Thaha</w:t>
+              <w:t xml:space="preserve">Jr Analyst II Environment</w:t>
             </w:r>
           </w:p>
         </w:tc>
       </w:tr>
       <w:tr>
+        <w:tblPrEx>
+          <w:tblW w:w="9128" w:type="dxa"/>
+          <w:tblLayout w:type="fixed"/>
+          <w:tblCellMar>
+            <w:left w:w="10" w:type="dxa"/>
+            <w:right w:w="10" w:type="dxa"/>
+          </w:tblCellMar>
+          <w:tblLook w:val="04A0"/>
+        </w:tblPrEx>
         <w:tc>
           <w:tcPr>
             <w:tcW w:w="2785" w:type="dxa"/>
@@ -769,7 +901,13 @@
               <w:spacing w:line="276" w:lineRule="auto"/>
             </w:pPr>
             <w:r>
-              <w:t>Fungsi/Direktorat</w:t>
+              <w:t xml:space="preserve">Fungsi</w:t>
+            </w:r>
+            <w:r>
+              <w:t xml:space="preserve">/</w:t>
+            </w:r>
+            <w:r>
+              <w:t xml:space="preserve">Direktorat</w:t>
             </w:r>
           </w:p>
         </w:tc>
@@ -789,7 +927,7 @@
               <w:ind w:left="-1"/>
             </w:pPr>
             <w:r>
-              <w:t>:</w:t>
+              <w:t xml:space="preserve">:</w:t>
             </w:r>
           </w:p>
         </w:tc>
@@ -808,12 +946,24 @@
               <w:spacing w:line="276" w:lineRule="auto"/>
             </w:pPr>
             <w:r>
-              <w:t>Retail Sales Sumbagsel</w:t>
+              <w:t xml:space="preserve">Retail Sales </w:t>
+            </w:r>
+            <w:r>
+              <w:t xml:space="preserve">Sumbagsel</w:t>
             </w:r>
           </w:p>
         </w:tc>
       </w:tr>
       <w:tr>
+        <w:tblPrEx>
+          <w:tblW w:w="9128" w:type="dxa"/>
+          <w:tblLayout w:type="fixed"/>
+          <w:tblCellMar>
+            <w:left w:w="10" w:type="dxa"/>
+            <w:right w:w="10" w:type="dxa"/>
+          </w:tblCellMar>
+          <w:tblLook w:val="04A0"/>
+        </w:tblPrEx>
         <w:tc>
           <w:tcPr>
             <w:tcW w:w="2785" w:type="dxa"/>
@@ -829,7 +979,7 @@
               <w:spacing w:line="276" w:lineRule="auto"/>
             </w:pPr>
             <w:r>
-              <w:t>Alamat</w:t>
+              <w:t xml:space="preserve">Alamat</w:t>
             </w:r>
           </w:p>
         </w:tc>
@@ -849,7 +999,7 @@
               <w:ind w:left="-1"/>
             </w:pPr>
             <w:r>
-              <w:t>:</w:t>
+              <w:t xml:space="preserve">:</w:t>
             </w:r>
           </w:p>
         </w:tc>
@@ -868,12 +1018,24 @@
               <w:spacing w:line="276" w:lineRule="auto"/>
             </w:pPr>
             <w:r>
-              <w:t>Retail Sales Sumbagsel</w:t>
+              <w:t xml:space="preserve">Retail Sales </w:t>
+            </w:r>
+            <w:r>
+              <w:t xml:space="preserve">Sumbagsel</w:t>
             </w:r>
           </w:p>
         </w:tc>
       </w:tr>
       <w:tr>
+        <w:tblPrEx>
+          <w:tblW w:w="9128" w:type="dxa"/>
+          <w:tblLayout w:type="fixed"/>
+          <w:tblCellMar>
+            <w:left w:w="10" w:type="dxa"/>
+            <w:right w:w="10" w:type="dxa"/>
+          </w:tblCellMar>
+          <w:tblLook w:val="04A0"/>
+        </w:tblPrEx>
         <w:tc>
           <w:tcPr>
             <w:tcW w:w="2785" w:type="dxa"/>
@@ -889,7 +1051,7 @@
               <w:spacing w:line="276" w:lineRule="auto"/>
             </w:pPr>
             <w:r>
-              <w:t>Alamat e-mail</w:t>
+              <w:t xml:space="preserve">Alamat e-mail</w:t>
             </w:r>
           </w:p>
         </w:tc>
@@ -909,7 +1071,7 @@
               <w:ind w:left="-1"/>
             </w:pPr>
             <w:r>
-              <w:t>:</w:t>
+              <w:t xml:space="preserve">:</w:t>
             </w:r>
           </w:p>
         </w:tc>
@@ -928,12 +1090,21 @@
               <w:spacing w:line="276" w:lineRule="auto"/>
             </w:pPr>
             <w:r>
-              <w:t>widadalfalah03@gmail.com</w:t>
+              <w:t xml:space="preserve">kuruel03@gmail.com</w:t>
             </w:r>
           </w:p>
         </w:tc>
       </w:tr>
       <w:tr>
+        <w:tblPrEx>
+          <w:tblW w:w="9128" w:type="dxa"/>
+          <w:tblLayout w:type="fixed"/>
+          <w:tblCellMar>
+            <w:left w:w="10" w:type="dxa"/>
+            <w:right w:w="10" w:type="dxa"/>
+          </w:tblCellMar>
+          <w:tblLook w:val="04A0"/>
+        </w:tblPrEx>
         <w:tc>
           <w:tcPr>
             <w:tcW w:w="2785" w:type="dxa"/>
@@ -949,7 +1120,10 @@
               <w:spacing w:line="276" w:lineRule="auto"/>
             </w:pPr>
             <w:r>
-              <w:t>No. Pekerja</w:t>
+              <w:t xml:space="preserve">No. </w:t>
+            </w:r>
+            <w:r>
+              <w:t xml:space="preserve">Pekerja</w:t>
             </w:r>
           </w:p>
         </w:tc>
@@ -969,7 +1143,7 @@
               <w:ind w:left="-1"/>
             </w:pPr>
             <w:r>
-              <w:t>:</w:t>
+              <w:t xml:space="preserve">:</w:t>
             </w:r>
           </w:p>
         </w:tc>
@@ -988,12 +1162,21 @@
               <w:spacing w:line="276" w:lineRule="auto"/>
             </w:pPr>
             <w:r>
-              <w:t>4</w:t>
+              <w:t xml:space="preserve">6</w:t>
             </w:r>
           </w:p>
         </w:tc>
       </w:tr>
       <w:tr>
+        <w:tblPrEx>
+          <w:tblW w:w="9128" w:type="dxa"/>
+          <w:tblLayout w:type="fixed"/>
+          <w:tblCellMar>
+            <w:left w:w="10" w:type="dxa"/>
+            <w:right w:w="10" w:type="dxa"/>
+          </w:tblCellMar>
+          <w:tblLook w:val="04A0"/>
+        </w:tblPrEx>
         <w:tc>
           <w:tcPr>
             <w:tcW w:w="2785" w:type="dxa"/>
@@ -1009,7 +1192,7 @@
               <w:spacing w:line="276" w:lineRule="auto"/>
             </w:pPr>
             <w:r>
-              <w:t>No. Telp / HP</w:t>
+              <w:t xml:space="preserve">No. Telp / HP</w:t>
             </w:r>
           </w:p>
         </w:tc>
@@ -1029,7 +1212,7 @@
               <w:ind w:left="-1"/>
             </w:pPr>
             <w:r>
-              <w:t>:</w:t>
+              <w:t xml:space="preserve">:</w:t>
             </w:r>
           </w:p>
         </w:tc>
@@ -1048,7 +1231,7 @@
               <w:spacing w:line="276" w:lineRule="auto"/>
             </w:pPr>
             <w:r>
-              <w:t>-</w:t>
+              <w:t xml:space="preserve">-</w:t>
             </w:r>
           </w:p>
         </w:tc>
@@ -1079,7 +1262,7 @@
           <w:bCs/>
           <w:lang w:val="nb-NO"/>
         </w:rPr>
-        <w:t>Rabu</w:t>
+        <w:t xml:space="preserve">Rabu</w:t>
       </w:r>
       <w:r>
         <w:rPr>
@@ -1093,7 +1276,7 @@
           <w:bCs/>
           <w:lang w:val="nb-NO"/>
         </w:rPr>
-        <w:t>15 Juni 2026</w:t>
+        <w:t xml:space="preserve">15 Juni 2026</w:t>
       </w:r>
       <w:r>
         <w:rPr>
@@ -1119,7 +1302,7 @@
           <w:b/>
           <w:bCs/>
         </w:rPr>
-        <w:t>I.</w:t>
+        <w:t xml:space="preserve">I.</w:t>
       </w:r>
       <w:r>
         <w:tab/>
@@ -1130,28 +1313,61 @@
           <w:bCs/>
           <w:u w:val="single"/>
         </w:rPr>
-        <w:t xml:space="preserve">Jenis Perangkat Keras : </w:t>
-      </w:r>
-      <w:r>
-        <w:t>Fiber Cleaver</w:t>
+        <w:t xml:space="preserve">Jenis </w:t>
+      </w:r>
+      <w:r>
+        <w:rPr>
+          <w:b/>
+          <w:bCs/>
+          <w:u w:val="single"/>
+        </w:rPr>
+        <w:t xml:space="preserve">Perangkat</w:t>
+      </w:r>
+      <w:r>
+        <w:rPr>
+          <w:b/>
+          <w:bCs/>
+          <w:u w:val="single"/>
+        </w:rPr>
+        <w:t xml:space="preserve"> </w:t>
+      </w:r>
+      <w:r>
+        <w:rPr>
+          <w:b/>
+          <w:bCs/>
+          <w:u w:val="single"/>
+        </w:rPr>
+        <w:t xml:space="preserve">Keras</w:t>
+      </w:r>
+      <w:r>
+        <w:rPr>
+          <w:b/>
+          <w:bCs/>
+          <w:u w:val="single"/>
+        </w:rPr>
+        <w:t xml:space="preserve"> : </w:t>
+      </w:r>
+      <w:r>
+        <w:t xml:space="preserve">DVI</w:t>
       </w:r>
     </w:p>
     <w:tbl>
       <w:tblPr>
+        <w:tblStyle w:val="NormalTable"/>
         <w:tblW w:w="10343" w:type="dxa"/>
         <w:tblBorders>
-          <w:top w:val="single" w:color="auto" w:sz="4" w:space="0"/>
-          <w:left w:val="single" w:color="auto" w:sz="4" w:space="0"/>
-          <w:bottom w:val="single" w:color="auto" w:sz="4" w:space="0"/>
-          <w:right w:val="single" w:color="auto" w:sz="4" w:space="0"/>
-          <w:insideH w:val="single" w:color="auto" w:sz="4" w:space="0"/>
-          <w:insideV w:val="single" w:color="auto" w:sz="4" w:space="0"/>
+          <w:top w:val="single" w:sz="4" w:space="0" w:color="auto"/>
+          <w:left w:val="single" w:sz="4" w:space="0" w:color="auto"/>
+          <w:bottom w:val="single" w:sz="4" w:space="0" w:color="auto"/>
+          <w:right w:val="single" w:sz="4" w:space="0" w:color="auto"/>
+          <w:insideH w:val="single" w:sz="4" w:space="0" w:color="auto"/>
+          <w:insideV w:val="single" w:sz="4" w:space="0" w:color="auto"/>
         </w:tblBorders>
         <w:tblCellMar>
           <w:left w:w="10" w:type="dxa"/>
           <w:right w:w="10" w:type="dxa"/>
         </w:tblCellMar>
-        <w:tblLook w:val="04A0" w:firstRow="1" w:lastRow="0" w:firstColumn="1" w:lastColumn="0" w:noHBand="0" w:noVBand="1"/>
+        <w:tblLook w:val="04A0"/>
       </w:tblPr>
       <w:tblGrid>
         <w:gridCol w:w="516"/>
@@ -1163,6 +1379,22 @@
         <w:gridCol w:w="2079"/>
       </w:tblGrid>
       <w:tr>
+        <w:tblPrEx>
+          <w:tblW w:w="10343" w:type="dxa"/>
+          <w:tblBorders>
+            <w:top w:val="single" w:sz="4" w:space="0" w:color="auto"/>
+            <w:left w:val="single" w:sz="4" w:space="0" w:color="auto"/>
+            <w:bottom w:val="single" w:sz="4" w:space="0" w:color="auto"/>
+            <w:right w:val="single" w:sz="4" w:space="0" w:color="auto"/>
+            <w:insideH w:val="single" w:sz="4" w:space="0" w:color="auto"/>
+            <w:insideV w:val="single" w:sz="4" w:space="0" w:color="auto"/>
+          </w:tblBorders>
+          <w:tblCellMar>
+            <w:left w:w="10" w:type="dxa"/>
+            <w:right w:w="10" w:type="dxa"/>
+          </w:tblCellMar>
+          <w:tblLook w:val="04A0"/>
+        </w:tblPrEx>
         <w:trPr>
           <w:tblHeader/>
         </w:trPr>
@@ -1170,10 +1402,10 @@
           <w:tcPr>
             <w:tcW w:w="516" w:type="dxa"/>
             <w:tcBorders>
-              <w:top w:val="single" w:color="000000" w:sz="4" w:space="0"/>
-              <w:left w:val="single" w:color="000000" w:sz="4" w:space="0"/>
-              <w:bottom w:val="single" w:color="000000" w:sz="4" w:space="0"/>
-              <w:right w:val="single" w:color="000000" w:sz="4" w:space="0"/>
+              <w:top w:val="single" w:sz="4" w:space="0" w:color="000000"/>
+              <w:left w:val="single" w:sz="4" w:space="0" w:color="000000"/>
+              <w:bottom w:val="single" w:sz="4" w:space="0" w:color="000000"/>
+              <w:right w:val="single" w:sz="4" w:space="0" w:color="000000"/>
             </w:tcBorders>
             <w:shd w:val="clear" w:color="auto" w:fill="FFFFFF" w:themeFill="background1"/>
             <w:tcMar>
@@ -1194,7 +1426,7 @@
                 <w:b/>
                 <w:bCs/>
               </w:rPr>
-              <w:t>NO.</w:t>
+              <w:t xml:space="preserve">NO.</w:t>
             </w:r>
           </w:p>
         </w:tc>
@@ -1203,10 +1435,10 @@
             <w:tcW w:w="4157" w:type="dxa"/>
             <w:gridSpan w:val="2"/>
             <w:tcBorders>
-              <w:top w:val="single" w:color="000000" w:sz="4" w:space="0"/>
-              <w:left w:val="single" w:color="000000" w:sz="4" w:space="0"/>
-              <w:bottom w:val="single" w:color="000000" w:sz="4" w:space="0"/>
-              <w:right w:val="single" w:color="000000" w:sz="4" w:space="0"/>
+              <w:top w:val="single" w:sz="4" w:space="0" w:color="000000"/>
+              <w:left w:val="single" w:sz="4" w:space="0" w:color="000000"/>
+              <w:bottom w:val="single" w:sz="4" w:space="0" w:color="000000"/>
+              <w:right w:val="single" w:sz="4" w:space="0" w:color="000000"/>
             </w:tcBorders>
             <w:shd w:val="clear" w:color="auto" w:fill="FFFFFF" w:themeFill="background1"/>
             <w:tcMar>
@@ -1226,7 +1458,7 @@
                 <w:b/>
                 <w:bCs/>
               </w:rPr>
-              <w:t>JUMLAH</w:t>
+              <w:t xml:space="preserve">JUMLAH</w:t>
             </w:r>
           </w:p>
         </w:tc>
@@ -1235,10 +1467,10 @@
             <w:tcW w:w="1973" w:type="dxa"/>
             <w:gridSpan w:val="2"/>
             <w:tcBorders>
-              <w:top w:val="single" w:color="000000" w:sz="4" w:space="0"/>
-              <w:left w:val="single" w:color="000000" w:sz="4" w:space="0"/>
-              <w:bottom w:val="single" w:color="000000" w:sz="4" w:space="0"/>
-              <w:right w:val="single" w:color="000000" w:sz="4" w:space="0"/>
+              <w:top w:val="single" w:sz="4" w:space="0" w:color="000000"/>
+              <w:left w:val="single" w:sz="4" w:space="0" w:color="000000"/>
+              <w:bottom w:val="single" w:sz="4" w:space="0" w:color="000000"/>
+              <w:right w:val="single" w:sz="4" w:space="0" w:color="000000"/>
             </w:tcBorders>
             <w:shd w:val="clear" w:color="auto" w:fill="FFFFFF" w:themeFill="background1"/>
             <w:tcMar>
@@ -1259,7 +1491,7 @@
                 <w:b/>
                 <w:bCs/>
               </w:rPr>
-              <w:t>SATUAN</w:t>
+              <w:t xml:space="preserve">SATUAN</w:t>
             </w:r>
           </w:p>
         </w:tc>
@@ -1267,10 +1499,10 @@
           <w:tcPr>
             <w:tcW w:w="1618" w:type="dxa"/>
             <w:tcBorders>
-              <w:top w:val="single" w:color="000000" w:sz="4" w:space="0"/>
-              <w:left w:val="single" w:color="000000" w:sz="4" w:space="0"/>
-              <w:bottom w:val="single" w:color="000000" w:sz="4" w:space="0"/>
-              <w:right w:val="single" w:color="000000" w:sz="4" w:space="0"/>
+              <w:top w:val="single" w:sz="4" w:space="0" w:color="000000"/>
+              <w:left w:val="single" w:sz="4" w:space="0" w:color="000000"/>
+              <w:bottom w:val="single" w:sz="4" w:space="0" w:color="000000"/>
+              <w:right w:val="single" w:sz="4" w:space="0" w:color="000000"/>
             </w:tcBorders>
             <w:shd w:val="clear" w:color="auto" w:fill="FFFFFF" w:themeFill="background1"/>
             <w:tcMar>
@@ -1291,7 +1523,7 @@
                 <w:b/>
                 <w:bCs/>
               </w:rPr>
-              <w:t>NOMOR SERIAL</w:t>
+              <w:t xml:space="preserve">NOMOR SERIAL</w:t>
             </w:r>
           </w:p>
         </w:tc>
@@ -1299,10 +1531,10 @@
           <w:tcPr>
             <w:tcW w:w="2079" w:type="dxa"/>
             <w:tcBorders>
-              <w:top w:val="single" w:color="000000" w:sz="4" w:space="0"/>
-              <w:left w:val="single" w:color="000000" w:sz="4" w:space="0"/>
-              <w:bottom w:val="single" w:color="000000" w:sz="4" w:space="0"/>
-              <w:right w:val="single" w:color="000000" w:sz="4" w:space="0"/>
+              <w:top w:val="single" w:sz="4" w:space="0" w:color="000000"/>
+              <w:left w:val="single" w:sz="4" w:space="0" w:color="000000"/>
+              <w:bottom w:val="single" w:sz="4" w:space="0" w:color="000000"/>
+              <w:right w:val="single" w:sz="4" w:space="0" w:color="000000"/>
             </w:tcBorders>
             <w:shd w:val="clear" w:color="auto" w:fill="FFFFFF" w:themeFill="background1"/>
             <w:tcMar>
@@ -1323,12 +1555,20 @@
                 <w:b/>
                 <w:bCs/>
               </w:rPr>
-              <w:t>K E T E R A N G A N</w:t>
+              <w:t xml:space="preserve">K E T E R A N G A N</w:t>
             </w:r>
           </w:p>
         </w:tc>
       </w:tr>
       <w:tr>
+        <w:tblPrEx>
+          <w:tblW w:w="10343" w:type="dxa"/>
+          <w:tblCellMar>
+            <w:left w:w="10" w:type="dxa"/>
+            <w:right w:w="10" w:type="dxa"/>
+          </w:tblCellMar>
+          <w:tblLook w:val="04A0"/>
+        </w:tblPrEx>
         <w:trPr>
           <w:tblHeader/>
         </w:trPr>
@@ -1336,10 +1576,10 @@
           <w:tcPr>
             <w:tcW w:w="516" w:type="dxa"/>
             <w:tcBorders>
-              <w:top w:val="single" w:color="000000" w:sz="4" w:space="0"/>
-              <w:left w:val="single" w:color="000000" w:sz="4" w:space="0"/>
-              <w:bottom w:val="single" w:color="000000" w:sz="4" w:space="0"/>
-              <w:right w:val="single" w:color="000000" w:sz="4" w:space="0"/>
+              <w:top w:val="single" w:sz="4" w:space="0" w:color="000000"/>
+              <w:left w:val="single" w:sz="4" w:space="0" w:color="000000"/>
+              <w:bottom w:val="single" w:sz="4" w:space="0" w:color="000000"/>
+              <w:right w:val="single" w:sz="4" w:space="0" w:color="000000"/>
             </w:tcBorders>
             <w:shd w:val="clear" w:color="auto" w:fill="FFFFFF" w:themeFill="background1"/>
             <w:tcMar>
@@ -1359,10 +1599,10 @@
           <w:tcPr>
             <w:tcW w:w="1984" w:type="dxa"/>
             <w:tcBorders>
-              <w:top w:val="single" w:color="000000" w:sz="4" w:space="0"/>
-              <w:left w:val="single" w:color="000000" w:sz="4" w:space="0"/>
-              <w:bottom w:val="single" w:color="000000" w:sz="4" w:space="0"/>
-              <w:right w:val="single" w:color="000000" w:sz="4" w:space="0"/>
+              <w:top w:val="single" w:sz="4" w:space="0" w:color="000000"/>
+              <w:left w:val="single" w:sz="4" w:space="0" w:color="000000"/>
+              <w:bottom w:val="single" w:sz="4" w:space="0" w:color="000000"/>
+              <w:right w:val="single" w:sz="4" w:space="0" w:color="000000"/>
             </w:tcBorders>
             <w:shd w:val="clear" w:color="auto" w:fill="FFFFFF" w:themeFill="background1"/>
             <w:tcMar>
@@ -1382,7 +1622,7 @@
                 <w:b/>
                 <w:bCs/>
               </w:rPr>
-              <w:t>ANGKA</w:t>
+              <w:t xml:space="preserve">ANGKA</w:t>
             </w:r>
           </w:p>
         </w:tc>
@@ -1390,10 +1630,10 @@
           <w:tcPr>
             <w:tcW w:w="2173" w:type="dxa"/>
             <w:tcBorders>
-              <w:top w:val="single" w:color="000000" w:sz="4" w:space="0"/>
-              <w:left w:val="single" w:color="000000" w:sz="4" w:space="0"/>
-              <w:bottom w:val="single" w:color="000000" w:sz="4" w:space="0"/>
-              <w:right w:val="single" w:color="000000" w:sz="4" w:space="0"/>
+              <w:top w:val="single" w:sz="4" w:space="0" w:color="000000"/>
+              <w:left w:val="single" w:sz="4" w:space="0" w:color="000000"/>
+              <w:bottom w:val="single" w:sz="4" w:space="0" w:color="000000"/>
+              <w:right w:val="single" w:sz="4" w:space="0" w:color="000000"/>
             </w:tcBorders>
             <w:shd w:val="clear" w:color="auto" w:fill="FFFFFF" w:themeFill="background1"/>
             <w:tcMar>
@@ -1413,7 +1653,7 @@
                 <w:b/>
                 <w:bCs/>
               </w:rPr>
-              <w:t>HURUF</w:t>
+              <w:t xml:space="preserve">HURUF</w:t>
             </w:r>
           </w:p>
         </w:tc>
@@ -1422,10 +1662,10 @@
             <w:tcW w:w="1973" w:type="dxa"/>
             <w:gridSpan w:val="2"/>
             <w:tcBorders>
-              <w:top w:val="single" w:color="000000" w:sz="4" w:space="0"/>
-              <w:left w:val="single" w:color="000000" w:sz="4" w:space="0"/>
-              <w:bottom w:val="single" w:color="000000" w:sz="4" w:space="0"/>
-              <w:right w:val="single" w:color="000000" w:sz="4" w:space="0"/>
+              <w:top w:val="single" w:sz="4" w:space="0" w:color="000000"/>
+              <w:left w:val="single" w:sz="4" w:space="0" w:color="000000"/>
+              <w:bottom w:val="single" w:sz="4" w:space="0" w:color="000000"/>
+              <w:right w:val="single" w:sz="4" w:space="0" w:color="000000"/>
             </w:tcBorders>
             <w:shd w:val="clear" w:color="auto" w:fill="FFFFFF" w:themeFill="background1"/>
             <w:tcMar>
@@ -1445,10 +1685,10 @@
           <w:tcPr>
             <w:tcW w:w="1618" w:type="dxa"/>
             <w:tcBorders>
-              <w:top w:val="single" w:color="000000" w:sz="4" w:space="0"/>
-              <w:left w:val="single" w:color="000000" w:sz="4" w:space="0"/>
-              <w:bottom w:val="single" w:color="000000" w:sz="4" w:space="0"/>
-              <w:right w:val="single" w:color="000000" w:sz="4" w:space="0"/>
+              <w:top w:val="single" w:sz="4" w:space="0" w:color="000000"/>
+              <w:left w:val="single" w:sz="4" w:space="0" w:color="000000"/>
+              <w:bottom w:val="single" w:sz="4" w:space="0" w:color="000000"/>
+              <w:right w:val="single" w:sz="4" w:space="0" w:color="000000"/>
             </w:tcBorders>
             <w:shd w:val="clear" w:color="auto" w:fill="FFFFFF" w:themeFill="background1"/>
             <w:tcMar>
@@ -1468,10 +1708,10 @@
           <w:tcPr>
             <w:tcW w:w="2079" w:type="dxa"/>
             <w:tcBorders>
-              <w:top w:val="single" w:color="000000" w:sz="4" w:space="0"/>
-              <w:left w:val="single" w:color="000000" w:sz="4" w:space="0"/>
-              <w:bottom w:val="single" w:color="000000" w:sz="4" w:space="0"/>
-              <w:right w:val="single" w:color="000000" w:sz="4" w:space="0"/>
+              <w:top w:val="single" w:sz="4" w:space="0" w:color="000000"/>
+              <w:left w:val="single" w:sz="4" w:space="0" w:color="000000"/>
+              <w:bottom w:val="single" w:sz="4" w:space="0" w:color="000000"/>
+              <w:right w:val="single" w:sz="4" w:space="0" w:color="000000"/>
             </w:tcBorders>
             <w:shd w:val="clear" w:color="auto" w:fill="FFFFFF" w:themeFill="background1"/>
             <w:tcMar>
@@ -1489,14 +1729,22 @@
         </w:tc>
       </w:tr>
       <w:tr>
+        <w:tblPrEx>
+          <w:tblW w:w="10343" w:type="dxa"/>
+          <w:tblCellMar>
+            <w:left w:w="10" w:type="dxa"/>
+            <w:right w:w="10" w:type="dxa"/>
+          </w:tblCellMar>
+          <w:tblLook w:val="04A0"/>
+        </w:tblPrEx>
         <w:tc>
           <w:tcPr>
             <w:tcW w:w="516" w:type="dxa"/>
             <w:tcBorders>
-              <w:top w:val="single" w:color="000000" w:sz="4" w:space="0"/>
-              <w:left w:val="single" w:color="000000" w:sz="4" w:space="0"/>
-              <w:bottom w:val="single" w:color="000000" w:sz="4" w:space="0"/>
-              <w:right w:val="single" w:color="000000" w:sz="4" w:space="0"/>
+              <w:top w:val="single" w:sz="4" w:space="0" w:color="000000"/>
+              <w:left w:val="single" w:sz="4" w:space="0" w:color="000000"/>
+              <w:bottom w:val="single" w:sz="4" w:space="0" w:color="000000"/>
+              <w:right w:val="single" w:sz="4" w:space="0" w:color="000000"/>
             </w:tcBorders>
             <w:tcMar>
               <w:top w:w="60" w:type="dxa"/>
@@ -1511,7 +1759,7 @@
               <w:jc w:val="center"/>
             </w:pPr>
             <w:r>
-              <w:t>1</w:t>
+              <w:t xml:space="preserve">1</w:t>
             </w:r>
           </w:p>
         </w:tc>
@@ -1519,10 +1767,10 @@
           <w:tcPr>
             <w:tcW w:w="1984" w:type="dxa"/>
             <w:tcBorders>
-              <w:top w:val="single" w:color="000000" w:sz="4" w:space="0"/>
-              <w:left w:val="single" w:color="000000" w:sz="4" w:space="0"/>
-              <w:bottom w:val="single" w:color="000000" w:sz="4" w:space="0"/>
-              <w:right w:val="single" w:color="000000" w:sz="4" w:space="0"/>
+              <w:top w:val="single" w:sz="4" w:space="0" w:color="000000"/>
+              <w:left w:val="single" w:sz="4" w:space="0" w:color="000000"/>
+              <w:bottom w:val="single" w:sz="4" w:space="0" w:color="000000"/>
+              <w:right w:val="single" w:sz="4" w:space="0" w:color="000000"/>
             </w:tcBorders>
             <w:tcMar>
               <w:top w:w="60" w:type="dxa"/>
@@ -1537,7 +1785,7 @@
               <w:jc w:val="center"/>
             </w:pPr>
             <w:r>
-              <w:t>1</w:t>
+              <w:t xml:space="preserve">8</w:t>
             </w:r>
           </w:p>
         </w:tc>
@@ -1545,10 +1793,10 @@
           <w:tcPr>
             <w:tcW w:w="2173" w:type="dxa"/>
             <w:tcBorders>
-              <w:top w:val="single" w:color="000000" w:sz="4" w:space="0"/>
-              <w:left w:val="single" w:color="000000" w:sz="4" w:space="0"/>
-              <w:bottom w:val="single" w:color="000000" w:sz="4" w:space="0"/>
-              <w:right w:val="single" w:color="000000" w:sz="4" w:space="0"/>
+              <w:top w:val="single" w:sz="4" w:space="0" w:color="000000"/>
+              <w:left w:val="single" w:sz="4" w:space="0" w:color="000000"/>
+              <w:bottom w:val="single" w:sz="4" w:space="0" w:color="000000"/>
+              <w:right w:val="single" w:sz="4" w:space="0" w:color="000000"/>
             </w:tcBorders>
             <w:tcMar>
               <w:top w:w="60" w:type="dxa"/>
@@ -1563,7 +1811,7 @@
               <w:jc w:val="center"/>
             </w:pPr>
             <w:r>
-              <w:t>Satu</w:t>
+              <w:t xml:space="preserve">Delapan</w:t>
             </w:r>
           </w:p>
         </w:tc>
@@ -1572,10 +1820,10 @@
             <w:tcW w:w="1973" w:type="dxa"/>
             <w:gridSpan w:val="2"/>
             <w:tcBorders>
-              <w:top w:val="single" w:color="000000" w:sz="4" w:space="0"/>
-              <w:left w:val="single" w:color="000000" w:sz="4" w:space="0"/>
-              <w:bottom w:val="single" w:color="000000" w:sz="4" w:space="0"/>
-              <w:right w:val="single" w:color="000000" w:sz="4" w:space="0"/>
+              <w:top w:val="single" w:sz="4" w:space="0" w:color="000000"/>
+              <w:left w:val="single" w:sz="4" w:space="0" w:color="000000"/>
+              <w:bottom w:val="single" w:sz="4" w:space="0" w:color="000000"/>
+              <w:right w:val="single" w:sz="4" w:space="0" w:color="000000"/>
             </w:tcBorders>
             <w:tcMar>
               <w:top w:w="60" w:type="dxa"/>
@@ -1590,7 +1838,7 @@
               <w:jc w:val="center"/>
             </w:pPr>
             <w:r>
-              <w:t>Pcs</w:t>
+              <w:t xml:space="preserve">Pcs</w:t>
             </w:r>
           </w:p>
         </w:tc>
@@ -1598,10 +1846,10 @@
           <w:tcPr>
             <w:tcW w:w="1618" w:type="dxa"/>
             <w:tcBorders>
-              <w:top w:val="single" w:color="000000" w:sz="4" w:space="0"/>
-              <w:left w:val="single" w:color="000000" w:sz="4" w:space="0"/>
-              <w:bottom w:val="single" w:color="000000" w:sz="4" w:space="0"/>
-              <w:right w:val="single" w:color="000000" w:sz="4" w:space="0"/>
+              <w:top w:val="single" w:sz="4" w:space="0" w:color="000000"/>
+              <w:left w:val="single" w:sz="4" w:space="0" w:color="000000"/>
+              <w:bottom w:val="single" w:sz="4" w:space="0" w:color="000000"/>
+              <w:right w:val="single" w:sz="4" w:space="0" w:color="000000"/>
             </w:tcBorders>
             <w:tcMar>
               <w:top w:w="60" w:type="dxa"/>
@@ -1616,7 +1864,7 @@
               <w:jc w:val="center"/>
             </w:pPr>
             <w:r>
-              <w:t>555</w:t>
+              <w:t xml:space="preserve">676754</w:t>
             </w:r>
           </w:p>
         </w:tc>
@@ -1624,10 +1872,10 @@
           <w:tcPr>
             <w:tcW w:w="2079" w:type="dxa"/>
             <w:tcBorders>
-              <w:top w:val="single" w:color="000000" w:sz="4" w:space="0"/>
-              <w:left w:val="single" w:color="000000" w:sz="4" w:space="0"/>
-              <w:bottom w:val="single" w:color="000000" w:sz="4" w:space="0"/>
-              <w:right w:val="single" w:color="000000" w:sz="4" w:space="0"/>
+              <w:top w:val="single" w:sz="4" w:space="0" w:color="000000"/>
+              <w:left w:val="single" w:sz="4" w:space="0" w:color="000000"/>
+              <w:bottom w:val="single" w:sz="4" w:space="0" w:color="000000"/>
+              <w:right w:val="single" w:sz="4" w:space="0" w:color="000000"/>
             </w:tcBorders>
             <w:tcMar>
               <w:top w:w="60" w:type="dxa"/>
@@ -1641,20 +1889,28 @@
               <w:spacing w:line="276" w:lineRule="auto"/>
             </w:pPr>
             <w:r>
-              <w:t>Fiber Cleaver dssf</w:t>
+              <w:t xml:space="preserve">DVI sixxxsevenn</w:t>
             </w:r>
           </w:p>
         </w:tc>
       </w:tr>
       <w:tr>
+        <w:tblPrEx>
+          <w:tblW w:w="10343" w:type="dxa"/>
+          <w:tblCellMar>
+            <w:left w:w="10" w:type="dxa"/>
+            <w:right w:w="10" w:type="dxa"/>
+          </w:tblCellMar>
+          <w:tblLook w:val="04A0"/>
+        </w:tblPrEx>
         <w:tc>
           <w:tcPr>
             <w:tcW w:w="516" w:type="dxa"/>
             <w:tcBorders>
-              <w:top w:val="single" w:color="000000" w:sz="4" w:space="0"/>
-              <w:left w:val="single" w:color="000000" w:sz="4" w:space="0"/>
-              <w:bottom w:val="single" w:color="000000" w:sz="4" w:space="0"/>
-              <w:right w:val="single" w:color="000000" w:sz="4" w:space="0"/>
+              <w:top w:val="single" w:sz="4" w:space="0" w:color="000000"/>
+              <w:left w:val="single" w:sz="4" w:space="0" w:color="000000"/>
+              <w:bottom w:val="single" w:sz="4" w:space="0" w:color="000000"/>
+              <w:right w:val="single" w:sz="4" w:space="0" w:color="000000"/>
             </w:tcBorders>
             <w:tcMar>
               <w:top w:w="60" w:type="dxa"/>
@@ -1673,10 +1929,10 @@
           <w:tcPr>
             <w:tcW w:w="1984" w:type="dxa"/>
             <w:tcBorders>
-              <w:top w:val="single" w:color="000000" w:sz="4" w:space="0"/>
-              <w:left w:val="single" w:color="000000" w:sz="4" w:space="0"/>
-              <w:bottom w:val="single" w:color="000000" w:sz="4" w:space="0"/>
-              <w:right w:val="single" w:color="000000" w:sz="4" w:space="0"/>
+              <w:top w:val="single" w:sz="4" w:space="0" w:color="000000"/>
+              <w:left w:val="single" w:sz="4" w:space="0" w:color="000000"/>
+              <w:bottom w:val="single" w:sz="4" w:space="0" w:color="000000"/>
+              <w:right w:val="single" w:sz="4" w:space="0" w:color="000000"/>
             </w:tcBorders>
             <w:tcMar>
               <w:top w:w="60" w:type="dxa"/>
@@ -1695,10 +1951,10 @@
           <w:tcPr>
             <w:tcW w:w="2173" w:type="dxa"/>
             <w:tcBorders>
-              <w:top w:val="single" w:color="000000" w:sz="4" w:space="0"/>
-              <w:left w:val="single" w:color="000000" w:sz="4" w:space="0"/>
-              <w:bottom w:val="single" w:color="000000" w:sz="4" w:space="0"/>
-              <w:right w:val="single" w:color="000000" w:sz="4" w:space="0"/>
+              <w:top w:val="single" w:sz="4" w:space="0" w:color="000000"/>
+              <w:left w:val="single" w:sz="4" w:space="0" w:color="000000"/>
+              <w:bottom w:val="single" w:sz="4" w:space="0" w:color="000000"/>
+              <w:right w:val="single" w:sz="4" w:space="0" w:color="000000"/>
             </w:tcBorders>
             <w:tcMar>
               <w:top w:w="60" w:type="dxa"/>
@@ -1718,10 +1974,10 @@
             <w:tcW w:w="1973" w:type="dxa"/>
             <w:gridSpan w:val="2"/>
             <w:tcBorders>
-              <w:top w:val="single" w:color="000000" w:sz="4" w:space="0"/>
-              <w:left w:val="single" w:color="000000" w:sz="4" w:space="0"/>
-              <w:bottom w:val="single" w:color="000000" w:sz="4" w:space="0"/>
-              <w:right w:val="single" w:color="000000" w:sz="4" w:space="0"/>
+              <w:top w:val="single" w:sz="4" w:space="0" w:color="000000"/>
+              <w:left w:val="single" w:sz="4" w:space="0" w:color="000000"/>
+              <w:bottom w:val="single" w:sz="4" w:space="0" w:color="000000"/>
+              <w:right w:val="single" w:sz="4" w:space="0" w:color="000000"/>
             </w:tcBorders>
             <w:tcMar>
               <w:top w:w="60" w:type="dxa"/>
@@ -1740,10 +1996,10 @@
           <w:tcPr>
             <w:tcW w:w="1618" w:type="dxa"/>
             <w:tcBorders>
-              <w:top w:val="single" w:color="000000" w:sz="4" w:space="0"/>
-              <w:left w:val="single" w:color="000000" w:sz="4" w:space="0"/>
-              <w:bottom w:val="single" w:color="000000" w:sz="4" w:space="0"/>
-              <w:right w:val="single" w:color="000000" w:sz="4" w:space="0"/>
+              <w:top w:val="single" w:sz="4" w:space="0" w:color="000000"/>
+              <w:left w:val="single" w:sz="4" w:space="0" w:color="000000"/>
+              <w:bottom w:val="single" w:sz="4" w:space="0" w:color="000000"/>
+              <w:right w:val="single" w:sz="4" w:space="0" w:color="000000"/>
             </w:tcBorders>
             <w:tcMar>
               <w:top w:w="60" w:type="dxa"/>
@@ -1762,10 +2018,10 @@
           <w:tcPr>
             <w:tcW w:w="2079" w:type="dxa"/>
             <w:tcBorders>
-              <w:top w:val="single" w:color="000000" w:sz="4" w:space="0"/>
-              <w:left w:val="single" w:color="000000" w:sz="4" w:space="0"/>
-              <w:bottom w:val="single" w:color="000000" w:sz="4" w:space="0"/>
-              <w:right w:val="single" w:color="000000" w:sz="4" w:space="0"/>
+              <w:top w:val="single" w:sz="4" w:space="0" w:color="000000"/>
+              <w:left w:val="single" w:sz="4" w:space="0" w:color="000000"/>
+              <w:bottom w:val="single" w:sz="4" w:space="0" w:color="000000"/>
+              <w:right w:val="single" w:sz="4" w:space="0" w:color="000000"/>
             </w:tcBorders>
             <w:tcMar>
               <w:top w:w="60" w:type="dxa"/>
@@ -1782,15 +2038,23 @@
         </w:tc>
       </w:tr>
       <w:tr>
+        <w:tblPrEx>
+          <w:tblW w:w="10343" w:type="dxa"/>
+          <w:tblCellMar>
+            <w:left w:w="10" w:type="dxa"/>
+            <w:right w:w="10" w:type="dxa"/>
+          </w:tblCellMar>
+          <w:tblLook w:val="04A0"/>
+        </w:tblPrEx>
         <w:tc>
           <w:tcPr>
             <w:tcW w:w="6374" w:type="dxa"/>
             <w:gridSpan w:val="4"/>
             <w:tcBorders>
-              <w:top w:val="none" w:color="FFFFFF" w:sz="0" w:space="0"/>
-              <w:left w:val="single" w:color="000000" w:sz="4" w:space="0"/>
-              <w:bottom w:val="single" w:color="000000" w:sz="4" w:space="0"/>
-              <w:right w:val="none" w:color="FFFFFF" w:sz="0" w:space="0"/>
+              <w:top w:val="nil"/>
+              <w:left w:val="single" w:sz="4" w:space="0" w:color="000000"/>
+              <w:bottom w:val="single" w:sz="4" w:space="0" w:color="000000"/>
+              <w:right w:val="nil"/>
             </w:tcBorders>
             <w:tcMar>
               <w:top w:w="60" w:type="dxa"/>
@@ -1811,22 +2075,85 @@
                 <w:sz w:val="18"/>
                 <w:szCs w:val="18"/>
               </w:rPr>
-              <w:t>Catatan : Perangkat IT ini di pinjamkan berdasarkan</w:t>
-            </w:r>
-          </w:p>
-          <w:p>
-            <w:pPr>
-              <w:tabs>
-                <w:tab w:val="right" w:pos="7995"/>
-              </w:tabs>
-              <w:spacing w:line="276" w:lineRule="auto"/>
-            </w:pPr>
+              <w:t xml:space="preserve">Catatan</w:t>
+            </w:r>
             <w:r>
               <w:rPr>
                 <w:sz w:val="18"/>
                 <w:szCs w:val="18"/>
               </w:rPr>
-              <w:t>Tiket di My SSC No : WO00000DUMMY001</w:t>
+              <w:t xml:space="preserve"> : </w:t>
+            </w:r>
+            <w:r>
+              <w:rPr>
+                <w:sz w:val="18"/>
+                <w:szCs w:val="18"/>
+              </w:rPr>
+              <w:t xml:space="preserve">Perangkat</w:t>
+            </w:r>
+            <w:r>
+              <w:rPr>
+                <w:sz w:val="18"/>
+                <w:szCs w:val="18"/>
+              </w:rPr>
+              <w:t xml:space="preserve"> IT </w:t>
+            </w:r>
+            <w:r>
+              <w:rPr>
+                <w:sz w:val="18"/>
+                <w:szCs w:val="18"/>
+              </w:rPr>
+              <w:t xml:space="preserve">ini</w:t>
+            </w:r>
+            <w:r>
+              <w:rPr>
+                <w:sz w:val="18"/>
+                <w:szCs w:val="18"/>
+              </w:rPr>
+              <w:t xml:space="preserve"> di </w:t>
+            </w:r>
+            <w:r>
+              <w:rPr>
+                <w:sz w:val="18"/>
+                <w:szCs w:val="18"/>
+              </w:rPr>
+              <w:t xml:space="preserve">pinjamkan</w:t>
+            </w:r>
+            <w:r>
+              <w:rPr>
+                <w:sz w:val="18"/>
+                <w:szCs w:val="18"/>
+              </w:rPr>
+              <w:t xml:space="preserve"> </w:t>
+            </w:r>
+            <w:r>
+              <w:rPr>
+                <w:sz w:val="18"/>
+                <w:szCs w:val="18"/>
+              </w:rPr>
+              <w:t xml:space="preserve">berdasarkan</w:t>
+            </w:r>
+          </w:p>
+          <w:p>
+            <w:pPr>
+              <w:tabs>
+                <w:tab w:val="right" w:pos="7995"/>
+              </w:tabs>
+              <w:spacing w:line="276" w:lineRule="auto"/>
+            </w:pPr>
+            <w:r>
+              <w:rPr>
+                <w:sz w:val="18"/>
+                <w:szCs w:val="18"/>
+              </w:rPr>
+              <w:t xml:space="preserve">Tiket</w:t>
+            </w:r>
+            <w:r>
+              <w:rPr>
+                <w:sz w:val="18"/>
+                <w:szCs w:val="18"/>
+              </w:rPr>
+              <w:t xml:space="preserve"> di My SSC No : WO00000DUMMY001</w:t>
             </w:r>
           </w:p>
         </w:tc>
@@ -1835,10 +2162,10 @@
             <w:tcW w:w="3969" w:type="dxa"/>
             <w:gridSpan w:val="3"/>
             <w:tcBorders>
-              <w:top w:val="none" w:color="FFFFFF" w:sz="0" w:space="0"/>
-              <w:left w:val="none" w:color="FFFFFF" w:sz="0" w:space="0"/>
-              <w:bottom w:val="single" w:color="000000" w:sz="4" w:space="0"/>
-              <w:right w:val="single" w:color="000000" w:sz="4" w:space="0"/>
+              <w:top w:val="nil"/>
+              <w:left w:val="nil"/>
+              <w:bottom w:val="single" w:sz="4" w:space="0" w:color="000000"/>
+              <w:right w:val="single" w:sz="4" w:space="0" w:color="000000"/>
             </w:tcBorders>
             <w:tcMar>
               <w:top w:w="60" w:type="dxa"/>
@@ -1866,7 +2193,7 @@
           <w:b/>
           <w:bCs/>
         </w:rPr>
-        <w:t>II.</w:t>
+        <w:t xml:space="preserve">II.</w:t>
       </w:r>
       <w:r>
         <w:rPr>
@@ -1876,7 +2203,154 @@
         <w:tab/>
       </w:r>
       <w:r>
-        <w:t>Pihak penerima bertanggung jawab sepenuhnya atas peralatan yang digunakannya dan telah membaca dan setuju dengan ketentuan tambahan yang tercantum pada halaman belakang dari lembar bukti penerimaan barang ini (wajib dibaca).</w:t>
+        <w:t xml:space="preserve">Pihak</w:t>
+      </w:r>
+      <w:r>
+        <w:t xml:space="preserve"> </w:t>
+      </w:r>
+      <w:r>
+        <w:t xml:space="preserve">penerima</w:t>
+      </w:r>
+      <w:r>
+        <w:t xml:space="preserve"> </w:t>
+      </w:r>
+      <w:r>
+        <w:t xml:space="preserve">bertanggung</w:t>
+      </w:r>
+      <w:r>
+        <w:t xml:space="preserve"> </w:t>
+      </w:r>
+      <w:r>
+        <w:t xml:space="preserve">jawab</w:t>
+      </w:r>
+      <w:r>
+        <w:t xml:space="preserve"> </w:t>
+      </w:r>
+      <w:r>
+        <w:t xml:space="preserve">sepenuhnya</w:t>
+      </w:r>
+      <w:r>
+        <w:t xml:space="preserve"> </w:t>
+      </w:r>
+      <w:r>
+        <w:t xml:space="preserve">atas</w:t>
+      </w:r>
+      <w:r>
+        <w:t xml:space="preserve"> </w:t>
+      </w:r>
+      <w:r>
+        <w:t xml:space="preserve">peralatan</w:t>
+      </w:r>
+      <w:r>
+        <w:t xml:space="preserve"> yang </w:t>
+      </w:r>
+      <w:r>
+        <w:t xml:space="preserve">digunakannya</w:t>
+      </w:r>
+      <w:r>
+        <w:t xml:space="preserve"> dan </w:t>
+      </w:r>
+      <w:r>
+        <w:t xml:space="preserve">telah</w:t>
+      </w:r>
+      <w:r>
+        <w:t xml:space="preserve"> </w:t>
+      </w:r>
+      <w:r>
+        <w:t xml:space="preserve">membaca</w:t>
+      </w:r>
+      <w:r>
+        <w:t xml:space="preserve"> dan </w:t>
+      </w:r>
+      <w:r>
+        <w:t xml:space="preserve">setuju</w:t>
+      </w:r>
+      <w:r>
+        <w:t xml:space="preserve"> </w:t>
+      </w:r>
+      <w:r>
+        <w:t xml:space="preserve">dengan</w:t>
+      </w:r>
+      <w:r>
+        <w:t xml:space="preserve"> </w:t>
+      </w:r>
+      <w:r>
+        <w:t xml:space="preserve">ketentuan</w:t>
+      </w:r>
+      <w:r>
+        <w:t xml:space="preserve"> </w:t>
+      </w:r>
+      <w:r>
+        <w:t xml:space="preserve">tambahan</w:t>
+      </w:r>
+      <w:r>
+        <w:t xml:space="preserve"> yang </w:t>
+      </w:r>
+      <w:r>
+        <w:t xml:space="preserve">tercantum</w:t>
+      </w:r>
+      <w:r>
+        <w:t xml:space="preserve"> pada </w:t>
+      </w:r>
+      <w:r>
+        <w:t xml:space="preserve">halaman</w:t>
+      </w:r>
+      <w:r>
+        <w:t xml:space="preserve"> </w:t>
+      </w:r>
+      <w:r>
+        <w:t xml:space="preserve">belakang</w:t>
+      </w:r>
+      <w:r>
+        <w:t xml:space="preserve"> </w:t>
+      </w:r>
+      <w:r>
+        <w:t xml:space="preserve">dari</w:t>
+      </w:r>
+      <w:r>
+        <w:t xml:space="preserve"> </w:t>
+      </w:r>
+      <w:r>
+        <w:t xml:space="preserve">lembar</w:t>
+      </w:r>
+      <w:r>
+        <w:t xml:space="preserve"> </w:t>
+      </w:r>
+      <w:r>
+        <w:t xml:space="preserve">bukti</w:t>
+      </w:r>
+      <w:r>
+        <w:t xml:space="preserve"> </w:t>
+      </w:r>
+      <w:r>
+        <w:t xml:space="preserve">penerimaan</w:t>
+      </w:r>
+      <w:r>
+        <w:t xml:space="preserve"> </w:t>
+      </w:r>
+      <w:r>
+        <w:t xml:space="preserve">barang</w:t>
+      </w:r>
+      <w:r>
+        <w:t xml:space="preserve"> </w:t>
+      </w:r>
+      <w:r>
+        <w:t xml:space="preserve">ini</w:t>
+      </w:r>
+      <w:r>
+        <w:t xml:space="preserve"> (</w:t>
+      </w:r>
+      <w:r>
+        <w:t xml:space="preserve">wajib</w:t>
+      </w:r>
+      <w:r>
+        <w:t xml:space="preserve"> </w:t>
+      </w:r>
+      <w:r>
+        <w:t xml:space="preserve">dibaca</w:t>
+      </w:r>
+      <w:r>
+        <w:t xml:space="preserve">).</w:t>
       </w:r>
     </w:p>
     <w:p>
@@ -1892,7 +2366,7 @@
           <w:b/>
           <w:bCs/>
         </w:rPr>
-        <w:t>III.</w:t>
+        <w:t xml:space="preserve">III.</w:t>
       </w:r>
       <w:r>
         <w:rPr>
@@ -1902,13 +2376,160 @@
         <w:tab/>
       </w:r>
       <w:r>
-        <w:t xml:space="preserve">Apabila terjadi pencurian/kehilangan perangkat yang diserahkan kepada pemakai/penanggung jawab, maka pemakai/penanggung jawab harus melaporkan     kepada Kepolisian dan Sekuriti PERTAMINA dimana terjadi pencurian / kehilangan barang tersebut. </w:t>
+        <w:t xml:space="preserve">Apabila</w:t>
+      </w:r>
+      <w:r>
+        <w:t xml:space="preserve"> </w:t>
+      </w:r>
+      <w:r>
+        <w:t xml:space="preserve">terjadi</w:t>
+      </w:r>
+      <w:r>
+        <w:t xml:space="preserve"> </w:t>
+      </w:r>
+      <w:r>
+        <w:t xml:space="preserve">pencurian</w:t>
+      </w:r>
+      <w:r>
+        <w:t xml:space="preserve">/</w:t>
+      </w:r>
+      <w:r>
+        <w:t xml:space="preserve">kehilangan</w:t>
+      </w:r>
+      <w:r>
+        <w:t xml:space="preserve"> </w:t>
+      </w:r>
+      <w:r>
+        <w:t xml:space="preserve">perangkat</w:t>
+      </w:r>
+      <w:r>
+        <w:t xml:space="preserve"> yang </w:t>
+      </w:r>
+      <w:r>
+        <w:t xml:space="preserve">diserahkan</w:t>
+      </w:r>
+      <w:r>
+        <w:t xml:space="preserve"> </w:t>
+      </w:r>
+      <w:r>
+        <w:t xml:space="preserve">kepada</w:t>
+      </w:r>
+      <w:r>
+        <w:t xml:space="preserve"> </w:t>
+      </w:r>
+      <w:r>
+        <w:t xml:space="preserve">pemakai</w:t>
+      </w:r>
+      <w:r>
+        <w:t xml:space="preserve">/</w:t>
+      </w:r>
+      <w:r>
+        <w:t xml:space="preserve">penanggung</w:t>
+      </w:r>
+      <w:r>
+        <w:t xml:space="preserve"> </w:t>
+      </w:r>
+      <w:r>
+        <w:t xml:space="preserve">jawab</w:t>
+      </w:r>
+      <w:r>
+        <w:t xml:space="preserve">, </w:t>
+      </w:r>
+      <w:r>
+        <w:t xml:space="preserve">maka</w:t>
+      </w:r>
+      <w:r>
+        <w:t xml:space="preserve"> </w:t>
+      </w:r>
+      <w:r>
+        <w:t xml:space="preserve">pemakai</w:t>
+      </w:r>
+      <w:r>
+        <w:t xml:space="preserve">/</w:t>
+      </w:r>
+      <w:r>
+        <w:t xml:space="preserve">penanggung</w:t>
+      </w:r>
+      <w:r>
+        <w:t xml:space="preserve"> </w:t>
+      </w:r>
+      <w:r>
+        <w:t xml:space="preserve">jawab</w:t>
+      </w:r>
+      <w:r>
+        <w:t xml:space="preserve"> </w:t>
+      </w:r>
+      <w:r>
+        <w:t xml:space="preserve">harus</w:t>
+      </w:r>
+      <w:r>
+        <w:t xml:space="preserve"> </w:t>
+      </w:r>
+      <w:r>
+        <w:t xml:space="preserve">melaporkan</w:t>
+      </w:r>
+      <w:r>
+        <w:t xml:space="preserve">     </w:t>
+      </w:r>
+      <w:r>
+        <w:t xml:space="preserve">kepada</w:t>
+      </w:r>
+      <w:r>
+        <w:t xml:space="preserve"> </w:t>
+      </w:r>
+      <w:r>
+        <w:t xml:space="preserve">Kepolisian</w:t>
+      </w:r>
+      <w:r>
+        <w:t xml:space="preserve"> dan </w:t>
+      </w:r>
+      <w:r>
+        <w:t xml:space="preserve">Sekuriti</w:t>
+      </w:r>
+      <w:r>
+        <w:t xml:space="preserve"> PERTAMINA </w:t>
+      </w:r>
+      <w:r>
+        <w:t xml:space="preserve">dimana</w:t>
+      </w:r>
+      <w:r>
+        <w:t xml:space="preserve"> </w:t>
+      </w:r>
+      <w:r>
+        <w:t xml:space="preserve">terjadi</w:t>
+      </w:r>
+      <w:r>
+        <w:t xml:space="preserve"> </w:t>
+      </w:r>
+      <w:r>
+        <w:t xml:space="preserve">pencurian</w:t>
+      </w:r>
+      <w:r>
+        <w:t xml:space="preserve"> / </w:t>
+      </w:r>
+      <w:r>
+        <w:t xml:space="preserve">kehilangan</w:t>
+      </w:r>
+      <w:r>
+        <w:t xml:space="preserve"> </w:t>
+      </w:r>
+      <w:r>
+        <w:t xml:space="preserve">barang</w:t>
+      </w:r>
+      <w:r>
+        <w:t xml:space="preserve"> </w:t>
+      </w:r>
+      <w:r>
+        <w:t xml:space="preserve">tersebut</w:t>
+      </w:r>
+      <w:r>
+        <w:t xml:space="preserve">. </w:t>
       </w:r>
       <w:r>
         <w:rPr>
           <w:lang w:val="nb-NO"/>
         </w:rPr>
-        <w:t>Laporan tsb akan diproses oleh pihak berwenang sesuai dengan peraturan yang berlaku.</w:t>
+        <w:t xml:space="preserve">Laporan tsb akan diproses oleh pihak berwenang sesuai dengan peraturan yang berlaku.</w:t>
       </w:r>
     </w:p>
     <w:p>
@@ -1925,7 +2546,7 @@
           <w:bCs/>
           <w:lang w:val="nb-NO"/>
         </w:rPr>
-        <w:t>IV.</w:t>
+        <w:t xml:space="preserve">IV.</w:t>
       </w:r>
       <w:r>
         <w:rPr>
@@ -1939,7 +2560,7 @@
         <w:rPr>
           <w:lang w:val="nb-NO"/>
         </w:rPr>
-        <w:t>Perangkat Notebook yang dipinjamkan adalah milik PT Pertamina Patra Niaga Regional Sumbagsel. Jika terjadi pencurian/kehilangan selama masa peminjaman maka Perusahaan tidak wajib memberikan pengganti notebook dan pekerja wajib menyediakan notebook pengganti sesuai spesifikasi hardware, software, OS yang ditentukan Perusahaan. Perangkat pengganti tetap akan dikelola oleh Perusahaan.</w:t>
+        <w:t xml:space="preserve">Perangkat Notebook yang dipinjamkan adalah milik PT Pertamina Patra Niaga Regional Sumbagsel. Jika terjadi pencurian/kehilangan selama masa peminjaman maka Perusahaan tidak wajib memberikan pengganti notebook dan pekerja wajib menyediakan notebook pengganti sesuai spesifikasi hardware, software, OS yang ditentukan Perusahaan. Perangkat pengganti tetap akan dikelola oleh Perusahaan.</w:t>
       </w:r>
     </w:p>
     <w:p>
@@ -1962,7 +2583,7 @@
         <w:rPr>
           <w:lang w:val="nb-NO"/>
         </w:rPr>
-        <w:t>Notebook peminjaman akan ditarik oleh Perusahaan apabila Pekerja yang bersangkutan berstatus Pemutusan Hubungan Kerja/Resign/Pensiun Dini atau akan menjalani MPPK dalam jangka waktu kurang dari 3 bulan atau 9 bulan sebelum Pensiun dengan Perusahaan selama masa peminjaman.</w:t>
+        <w:t xml:space="preserve">Notebook peminjaman akan ditarik oleh Perusahaan apabila Pekerja yang bersangkutan berstatus Pemutusan Hubungan Kerja/Resign/Pensiun Dini atau akan menjalani MPPK dalam jangka waktu kurang dari 3 bulan atau 9 bulan sebelum Pensiun dengan Perusahaan selama masa peminjaman.</w:t>
       </w:r>
     </w:p>
     <w:p>
@@ -1979,7 +2600,7 @@
           <w:bCs/>
           <w:lang w:val="nb-NO"/>
         </w:rPr>
-        <w:t>V.</w:t>
+        <w:t xml:space="preserve">V.</w:t>
       </w:r>
       <w:r>
         <w:rPr>
@@ -1993,7 +2614,7 @@
         <w:rPr>
           <w:lang w:val="nb-NO"/>
         </w:rPr>
-        <w:t>Telah dilakukan uji-coba terhadap perangkat-keras dan perangkat-lunak yang terpasang tersebut di atas yang dilaksanakan oleh petugas dari IT Sumbagsel dan pihak penerima sebagai pemakai/penanggung jawab, semua sepakat bahwa semua peralatan tersebut telah sesuai seperti tercantum di atas dan bekerja dengan baik serta laik pakai, sebagai berikut :</w:t>
+        <w:t xml:space="preserve">Telah dilakukan uji-coba terhadap perangkat-keras dan perangkat-lunak yang terpasang tersebut di atas yang dilaksanakan oleh petugas dari IT Sumbagsel dan pihak penerima sebagai pemakai/penanggung jawab, semua sepakat bahwa semua peralatan tersebut telah sesuai seperti tercantum di atas dan bekerja dengan baik serta laik pakai, sebagai berikut :</w:t>
       </w:r>
     </w:p>
     <w:p>
@@ -2010,8 +2631,7 @@
           <w:bCs/>
           <w:lang w:val="nb-NO"/>
         </w:rPr>
-        <w:lastRenderedPageBreak/>
-        <w:t>VI.</w:t>
+        <w:t xml:space="preserve">VI.</w:t>
       </w:r>
       <w:r>
         <w:rPr>
@@ -2025,7 +2645,7 @@
         <w:rPr>
           <w:lang w:val="nb-NO"/>
         </w:rPr>
-        <w:t>Kami sebagai Penerima/Penanggung Jawab telah membaca, memahami, dan menerima semua ketentuan Perusahaan tersebut.</w:t>
+        <w:t xml:space="preserve">Kami sebagai Penerima/Penanggung Jawab telah membaca, memahami, dan menerima semua ketentuan Perusahaan tersebut.</w:t>
       </w:r>
     </w:p>
     <w:p>
@@ -2038,12 +2658,13 @@
     </w:p>
     <w:tbl>
       <w:tblPr>
+        <w:tblStyle w:val="NormalTable"/>
         <w:tblW w:w="10490" w:type="dxa"/>
         <w:tblCellMar>
           <w:left w:w="10" w:type="dxa"/>
           <w:right w:w="10" w:type="dxa"/>
         </w:tblCellMar>
-        <w:tblLook w:val="04A0" w:firstRow="1" w:lastRow="0" w:firstColumn="1" w:lastColumn="0" w:noHBand="0" w:noVBand="1"/>
+        <w:tblLook w:val="04A0"/>
       </w:tblPr>
       <w:tblGrid>
         <w:gridCol w:w="4111"/>
@@ -2051,6 +2672,14 @@
         <w:gridCol w:w="2268"/>
       </w:tblGrid>
       <w:tr>
+        <w:tblPrEx>
+          <w:tblW w:w="10490" w:type="dxa"/>
+          <w:tblCellMar>
+            <w:left w:w="10" w:type="dxa"/>
+            <w:right w:w="10" w:type="dxa"/>
+          </w:tblCellMar>
+          <w:tblLook w:val="04A0"/>
+        </w:tblPrEx>
         <w:tc>
           <w:tcPr>
             <w:tcW w:w="4111" w:type="dxa"/>
@@ -2067,7 +2696,13 @@
               <w:jc w:val="both"/>
             </w:pPr>
             <w:r>
-              <w:t>Yang menyerahkan,</w:t>
+              <w:t xml:space="preserve">Yang </w:t>
+            </w:r>
+            <w:r>
+              <w:t xml:space="preserve">menyerahkan</w:t>
+            </w:r>
+            <w:r>
+              <w:t xml:space="preserve">,</w:t>
             </w:r>
           </w:p>
         </w:tc>
@@ -2087,7 +2722,10 @@
               <w:jc w:val="both"/>
             </w:pPr>
             <w:r>
-              <w:t>Mengetahui,</w:t>
+              <w:t xml:space="preserve">Mengetahui</w:t>
+            </w:r>
+            <w:r>
+              <w:t xml:space="preserve">,</w:t>
             </w:r>
           </w:p>
           <w:p>
@@ -2096,7 +2734,7 @@
               <w:jc w:val="both"/>
             </w:pPr>
             <w:r>
-              <w:t>Officer I System Operation</w:t>
+              <w:t xml:space="preserve">Officer I System Operation</w:t>
             </w:r>
           </w:p>
         </w:tc>
@@ -2116,7 +2754,7 @@
               <w:jc w:val="both"/>
             </w:pPr>
             <w:r>
-              <w:t>Palembang, 15 Juni 2026</w:t>
+              <w:t xml:space="preserve">Palembang, 15 Juni 2026</w:t>
             </w:r>
           </w:p>
           <w:p>
@@ -2125,14 +2763,22 @@
               <w:jc w:val="both"/>
             </w:pPr>
             <w:r>
-              <w:t>Yang Menerima,</w:t>
+              <w:t xml:space="preserve">Yang Menerima,</w:t>
             </w:r>
           </w:p>
         </w:tc>
       </w:tr>
       <w:tr>
+        <w:tblPrEx>
+          <w:tblW w:w="10490" w:type="dxa"/>
+          <w:tblCellMar>
+            <w:left w:w="10" w:type="dxa"/>
+            <w:right w:w="10" w:type="dxa"/>
+          </w:tblCellMar>
+          <w:tblLook w:val="04A0"/>
+        </w:tblPrEx>
         <w:trPr>
-          <w:trHeight w:val="1800" w:hRule="exact"/>
+          <w:trHeight w:hRule="exact" w:val="1800"/>
         </w:trPr>
         <w:tc>
           <w:tcPr>
@@ -2184,6 +2830,14 @@
         </w:tc>
       </w:tr>
       <w:tr>
+        <w:tblPrEx>
+          <w:tblW w:w="10490" w:type="dxa"/>
+          <w:tblCellMar>
+            <w:left w:w="10" w:type="dxa"/>
+            <w:right w:w="10" w:type="dxa"/>
+          </w:tblCellMar>
+          <w:tblLook w:val="04A0"/>
+        </w:tblPrEx>
         <w:tc>
           <w:tcPr>
             <w:tcW w:w="4111" w:type="dxa"/>
@@ -2194,6 +2848,37 @@
               <w:right w:w="80" w:type="dxa"/>
             </w:tcMar>
           </w:tcPr>
+          <w:p>
+            <w:pPr>
+              <w:spacing w:line="276" w:lineRule="auto"/>
+            </w:pPr>
+            <w:r>
+              <w:pict>
+                <v:shapetype id="_x0000_t75" coordsize="21600,21600" o:spt="75" o:preferrelative="t" path="m@4@5l@4@11@9@11@9@5xe" filled="f" stroked="f">
+                  <v:stroke joinstyle="miter"/>
+                  <v:formulas>
+                    <v:f eqn="if lineDrawn pixelLineWidth 0"/>
+                    <v:f eqn="sum @0 1 0"/>
+                    <v:f eqn="sum 0 0 @1"/>
+                    <v:f eqn="prod @2 1 2"/>
+                    <v:f eqn="prod @3 21600 pixelWidth"/>
+                    <v:f eqn="prod @3 21600 pixelHeight"/>
+                    <v:f eqn="sum @0 0 1"/>
+                    <v:f eqn="prod @6 1 2"/>
+                    <v:f eqn="prod @7 21600 pixelWidth"/>
+                    <v:f eqn="sum @8 21600 0"/>
+                    <v:f eqn="prod @7 21600 pixelHeight"/>
+                    <v:f eqn="sum @10 21600 0"/>
+                  </v:formulas>
+                  <v:path o:extrusionok="f" gradientshapeok="t" o:connecttype="rect"/>
+                  <o:lock v:ext="edit" aspectratio="t"/>
+                </v:shapetype>
+                <v:shape id="_x0000_i1025" type="#_x0000_t75" style="width:67.28pt;height:50pt">
+                  <v:imagedata r:id="rId3" o:title=""/>
+                </v:shape>
+              </w:pict>
+            </w:r>
+          </w:p>
           <w:p>
             <w:pPr>
               <w:spacing w:line="276" w:lineRule="auto"/>
@@ -2203,7 +2888,7 @@
                 <w:b/>
                 <w:bCs/>
               </w:rPr>
-              <w:t>Bruce Wayne</w:t>
+              <w:t xml:space="preserve">Muhammad Widad Alfalah</w:t>
             </w:r>
           </w:p>
         </w:tc>
@@ -2226,20 +2911,9 @@
                 <w:b/>
                 <w:bCs/>
               </w:rPr>
-              <w:t>Bruce Wayne</w:t>
-            </w:r>
-          </w:p>
-        </w:tc>
-        <w:tc>
-          <w:tcPr>
-            <w:tcW w:w="2268" w:type="dxa"/>
-            <w:tcMar>
-              <w:top w:w="60" w:type="dxa"/>
-              <w:left w:w="80" w:type="dxa"/>
-              <w:bottom w:w="60" w:type="dxa"/>
-              <w:right w:w="80" w:type="dxa"/>
-            </w:tcMar>
-          </w:tcPr>
+              <w:t xml:space="preserve">{{SIG_APPROVER}}</w:t>
+            </w:r>
+          </w:p>
           <w:p>
             <w:pPr>
               <w:spacing w:line="276" w:lineRule="auto"/>
@@ -2249,7 +2923,30 @@
                 <w:b/>
                 <w:bCs/>
               </w:rPr>
-              <w:t>Muhammad Widad Alfalah</w:t>
+              <w:t xml:space="preserve">Steve Rogers</w:t>
+            </w:r>
+          </w:p>
+        </w:tc>
+        <w:tc>
+          <w:tcPr>
+            <w:tcW w:w="2268" w:type="dxa"/>
+            <w:tcMar>
+              <w:top w:w="60" w:type="dxa"/>
+              <w:left w:w="80" w:type="dxa"/>
+              <w:bottom w:w="60" w:type="dxa"/>
+              <w:right w:w="80" w:type="dxa"/>
+            </w:tcMar>
+          </w:tcPr>
+          <w:p>
+            <w:pPr>
+              <w:spacing w:line="276" w:lineRule="auto"/>
+            </w:pPr>
+            <w:r>
+              <w:rPr>
+                <w:b/>
+                <w:bCs/>
+              </w:rPr>
+              <w:t xml:space="preserve">Matt Murdock</w:t>
             </w:r>
           </w:p>
         </w:tc>
@@ -2275,8 +2972,27 @@
           <w:szCs w:val="24"/>
           <w:u w:val="single"/>
         </w:rPr>
-        <w:lastRenderedPageBreak/>
-        <w:t>Bukti Foto Alokasi Barang</w:t>
+        <w:t xml:space="preserve">Bukti Foto </w:t>
+      </w:r>
+      <w:r>
+        <w:rPr>
+          <w:b/>
+          <w:bCs/>
+          <w:sz w:val="24"/>
+          <w:szCs w:val="24"/>
+          <w:u w:val="single"/>
+        </w:rPr>
+        <w:t xml:space="preserve">Alokasi</w:t>
+      </w:r>
+      <w:r>
+        <w:rPr>
+          <w:b/>
+          <w:bCs/>
+          <w:sz w:val="24"/>
+          <w:szCs w:val="24"/>
+          <w:u w:val="single"/>
+        </w:rPr>
+        <w:t xml:space="preserve"> Barang</w:t>
       </w:r>
     </w:p>
     <w:p>
@@ -2295,7 +3011,7 @@
           <w:sz w:val="18"/>
           <w:szCs w:val="18"/>
         </w:rPr>
-        <w:t xml:space="preserve">Berita acara alokasi </w:t>
+        <w:t xml:space="preserve">Berita acara </w:t>
       </w:r>
       <w:r>
         <w:rPr>
@@ -2304,7 +3020,25 @@
           <w:sz w:val="18"/>
           <w:szCs w:val="18"/>
         </w:rPr>
-        <w:t>Fiber Cleaver</w:t>
+        <w:t xml:space="preserve">alokasi</w:t>
+      </w:r>
+      <w:r>
+        <w:rPr>
+          <w:b/>
+          <w:bCs/>
+          <w:sz w:val="18"/>
+          <w:szCs w:val="18"/>
+        </w:rPr>
+        <w:t xml:space="preserve"> </w:t>
+      </w:r>
+      <w:r>
+        <w:rPr>
+          <w:b/>
+          <w:bCs/>
+          <w:sz w:val="18"/>
+          <w:szCs w:val="18"/>
+        </w:rPr>
+        <w:t xml:space="preserve">DVI</w:t>
       </w:r>
     </w:p>
     <w:p>
@@ -2316,7 +3050,42 @@
           <w:sz w:val="18"/>
           <w:szCs w:val="18"/>
         </w:rPr>
-        <w:t xml:space="preserve">sesuai dengan Tiket di My SSC No. </w:t>
+        <w:t xml:space="preserve">sesuai</w:t>
+      </w:r>
+      <w:r>
+        <w:rPr>
+          <w:sz w:val="18"/>
+          <w:szCs w:val="18"/>
+        </w:rPr>
+        <w:t xml:space="preserve"> </w:t>
+      </w:r>
+      <w:r>
+        <w:rPr>
+          <w:sz w:val="18"/>
+          <w:szCs w:val="18"/>
+        </w:rPr>
+        <w:t xml:space="preserve">dengan</w:t>
+      </w:r>
+      <w:r>
+        <w:rPr>
+          <w:sz w:val="18"/>
+          <w:szCs w:val="18"/>
+        </w:rPr>
+        <w:t xml:space="preserve"> </w:t>
+      </w:r>
+      <w:r>
+        <w:rPr>
+          <w:sz w:val="18"/>
+          <w:szCs w:val="18"/>
+        </w:rPr>
+        <w:t xml:space="preserve">Tiket</w:t>
+      </w:r>
+      <w:r>
+        <w:rPr>
+          <w:sz w:val="18"/>
+          <w:szCs w:val="18"/>
+        </w:rPr>
+        <w:t xml:space="preserve"> di My SSC No. </w:t>
       </w:r>
       <w:r>
         <w:rPr>
@@ -2325,7 +3094,7 @@
           <w:sz w:val="18"/>
           <w:szCs w:val="18"/>
         </w:rPr>
-        <w:t>WO00000DUMMY001</w:t>
+        <w:t xml:space="preserve">WO00000DUMMY001</w:t>
       </w:r>
     </w:p>
     <w:p>
@@ -2333,20 +3102,11 @@
         <w:spacing w:line="276" w:lineRule="auto"/>
       </w:pPr>
       <w:r>
-        <w:rPr>
-          <w:b/>
-          <w:bCs/>
-          <w:sz w:val="18"/>
-          <w:szCs w:val="18"/>
-        </w:rPr>
-        <w:t>Muhammad Widad Alfalah</w:t>
-      </w:r>
-      <w:r>
-        <w:rPr>
-          <w:sz w:val="18"/>
-          <w:szCs w:val="18"/>
-        </w:rPr>
-        <w:t xml:space="preserve"> - Retail Sales Sumbagsel</w:t>
+        <w:pict>
+          <v:shape id="_x0000_i1026" type="#_x0000_t75" style="width:34.17pt;height:50pt">
+            <v:imagedata r:id="rId4" o:title=""/>
+          </v:shape>
+        </w:pict>
       </w:r>
     </w:p>
     <w:p>
@@ -2355,10 +3115,38 @@
       </w:pPr>
       <w:r>
         <w:rPr>
+          <w:b/>
+          <w:bCs/>
           <w:sz w:val="18"/>
           <w:szCs w:val="18"/>
         </w:rPr>
-        <w:t>15 Juni 2026</w:t>
+        <w:t xml:space="preserve">Matt Murdock</w:t>
+      </w:r>
+      <w:r>
+        <w:rPr>
+          <w:sz w:val="18"/>
+          <w:szCs w:val="18"/>
+        </w:rPr>
+        <w:t xml:space="preserve"> - Retail Sales </w:t>
+      </w:r>
+      <w:r>
+        <w:rPr>
+          <w:sz w:val="18"/>
+          <w:szCs w:val="18"/>
+        </w:rPr>
+        <w:t xml:space="preserve">Sumbagsel</w:t>
+      </w:r>
+    </w:p>
+    <w:p>
+      <w:pPr>
+        <w:spacing w:line="276" w:lineRule="auto"/>
+      </w:pPr>
+      <w:r>
+        <w:rPr>
+          <w:sz w:val="18"/>
+          <w:szCs w:val="18"/>
+        </w:rPr>
+        <w:t xml:space="preserve">15 Juni 2026</w:t>
       </w:r>
     </w:p>
     <w:p>
@@ -2380,12 +3168,6 @@
         </w:rPr>
       </w:pPr>
     </w:p>
-    <w:sectPr>
-      <w:pgSz w:w="11906" w:h="16838"/>
-      <w:pgMar w:top="720" w:right="720" w:bottom="720" w:left="720" w:header="708" w:footer="708" w:gutter="0"/>
-      <w:cols w:space="720"/>
-      <w:docGrid w:linePitch="360"/>
-    </w:sectPr>
     <w:p>
       <w:pPr>
         <w:jc w:val="center"/>
@@ -2395,7 +3177,7 @@
           <wp:inline distT="0" distB="0" distL="0" distR="0">
             <wp:extent cx="5400000" cy="3960000"/>
             <wp:effectExtent l="0" t="0" r="0" b="0"/>
-            <wp:docPr id="100" name="ba-144-photo-1.jpg"/>
+            <wp:docPr id="100" name="ba-144-photo-1.png"/>
             <wp:cNvGraphicFramePr>
               <a:graphicFrameLocks xmlns:a="http://schemas.openxmlformats.org/drawingml/2006/main" noChangeAspect="1"/>
             </wp:cNvGraphicFramePr>
@@ -2403,11 +3185,11 @@
               <a:graphicData uri="http://schemas.openxmlformats.org/drawingml/2006/picture">
                 <pic:pic xmlns:pic="http://schemas.openxmlformats.org/drawingml/2006/picture">
                   <pic:nvPicPr>
-                    <pic:cNvPr id="100" name="ba-144-photo-1.jpg"/>
+                    <pic:cNvPr id="1896694094" name="ba-144-photo-1.png"/>
                     <pic:cNvPicPr/>
                   </pic:nvPicPr>
                   <pic:blipFill>
-                    <a:blip r:embed="Raf6939322e314f42"/>
+                    <a:blip xmlns:r="http://schemas.openxmlformats.org/officeDocument/2006/relationships" r:embed="rId5"/>
                     <a:stretch>
                       <a:fillRect/>
                     </a:stretch>
@@ -2428,17 +3210,26 @@
         </w:drawing>
       </w:r>
     </w:p>
+    <w:sectPr>
+      <w:pgSz w:w="11906" w:h="16838" w:orient="portrait"/>
+      <w:pgMar w:top="720" w:right="720" w:bottom="720" w:left="720" w:header="708" w:footer="708" w:gutter="0"/>
+      <w:cols w:num="1" w:space="720">
+        <w:col w:w="10466" w:space="720"/>
+      </w:cols>
+      <w:docGrid w:linePitch="360"/>
+    </w:sectPr>
   </w:body>
 </w:document>
 </file>
 
 <file path=word/numbering.xml><?xml version="1.0" encoding="utf-8"?>
-<w:numbering xmlns:wpc="http://schemas.microsoft.com/office/word/2010/wordprocessingCanvas" xmlns:cx="http://schemas.microsoft.com/office/drawing/2014/chartex" xmlns:cx1="http://schemas.microsoft.com/office/drawing/2015/9/8/chartex" xmlns:cx2="http://schemas.microsoft.com/office/drawing/2015/10/21/chartex" xmlns:cx3="http://schemas.microsoft.com/office/drawing/2016/5/9/chartex" xmlns:cx4="http://schemas.microsoft.com/office/drawing/2016/5/10/chartex" xmlns:cx5="http://schemas.microsoft.com/office/drawing/2016/5/11/chartex" xmlns:cx6="http://schemas.microsoft.com/office/drawing/2016/5/12/chartex" xmlns:cx7="http://schemas.microsoft.com/office/drawing/2016/5/13/chartex" xmlns:cx8="http://schemas.microsoft.com/office/drawing/2016/5/14/chartex" xmlns:mc="http://schemas.openxmlformats.org/markup-compatibility/2006" xmlns:aink="http://schemas.microsoft.com/office/drawing/2016/ink" xmlns:am3d="http://schemas.microsoft.com/office/drawing/2017/model3d" xmlns:o="urn:schemas-microsoft-com:office:office" xmlns:oel="http://schemas.microsoft.com/office/2019/extlst" xmlns:r="http://schemas.openxmlformats.org/officeDocument/2006/relationships" xmlns:m="http://schemas.openxmlformats.org/officeDocument/2006/math" xmlns:v="urn:schemas-microsoft-com:vml" xmlns:wp14="http://schemas.microsoft.com/office/word/2010/wordprocessingDrawing" xmlns:wp="http://schemas.openxmlformats.org/drawingml/2006/wordprocessingDrawing" xmlns:w10="urn:schemas-microsoft-com:office:word" xmlns:w="http://schemas.openxmlformats.org/wordprocessingml/2006/main" xmlns:w14="http://schemas.microsoft.com/office/word/2010/wordml" xmlns:w15="http://schemas.microsoft.com/office/word/2012/wordml" xmlns:w16cex="http://schemas.microsoft.com/office/word/2018/wordml/cex" xmlns:w16cid="http://schemas.microsoft.com/office/word/2016/wordml/cid" xmlns:w16="http://schemas.microsoft.com/office/word/2018/wordml" xmlns:w16du="http://schemas.microsoft.com/office/word/2023/wordml/word16du" xmlns:w16sdtdh="http://schemas.microsoft.com/office/word/2020/wordml/sdtdatahash" xmlns:w16sdtfl="http://schemas.microsoft.com/office/word/2024/wordml/sdtformatlock" xmlns:w16se="http://schemas.microsoft.com/office/word/2015/wordml/symex" xmlns:wpg="http://schemas.microsoft.com/office/word/2010/wordprocessingGroup" xmlns:wpi="http://schemas.microsoft.com/office/word/2010/wordprocessingInk" xmlns:wne="http://schemas.microsoft.com/office/word/2006/wordml" xmlns:wps="http://schemas.microsoft.com/office/word/2010/wordprocessingShape" mc:Ignorable="w14 w15 w16se w16cid w16 w16cex w16sdtdh w16sdtfl w16du wp14">
-  <w:abstractNum w:abstractNumId="0" w15:restartNumberingAfterBreak="0">
+<w:numbering xmlns:wpc="http://schemas.microsoft.com/office/word/2010/wordprocessingCanvas" xmlns:cx="http://schemas.microsoft.com/office/drawing/2014/chartex" xmlns:cx1="http://schemas.microsoft.com/office/drawing/2015/9/8/chartex" xmlns:cx2="http://schemas.microsoft.com/office/drawing/2015/10/21/chartex" xmlns:cx3="http://schemas.microsoft.com/office/drawing/2016/5/9/chartex" xmlns:cx4="http://schemas.microsoft.com/office/drawing/2016/5/10/chartex" xmlns:cx5="http://schemas.microsoft.com/office/drawing/2016/5/11/chartex" xmlns:mc="http://schemas.openxmlformats.org/markup-compatibility/2006" xmlns:o="urn:schemas-microsoft-com:office:office" xmlns:r="http://schemas.openxmlformats.org/officeDocument/2006/relationships" xmlns:m="http://schemas.openxmlformats.org/officeDocument/2006/math" xmlns:v="urn:schemas-microsoft-com:vml" xmlns:wp14="http://schemas.microsoft.com/office/word/2010/wordprocessingDrawing" xmlns:wp="http://schemas.openxmlformats.org/drawingml/2006/wordprocessingDrawing" xmlns:w10="urn:schemas-microsoft-com:office:word" xmlns:w="http://schemas.openxmlformats.org/wordprocessingml/2006/main" xmlns:w14="http://schemas.microsoft.com/office/word/2010/wordml" xmlns:w15="http://schemas.microsoft.com/office/word/2012/wordml" xmlns:wne="http://schemas.microsoft.com/office/word/2006/wordml" xmlns:wpg="http://schemas.microsoft.com/office/word/2010/wordprocessingGroup" xmlns:wpi="http://schemas.microsoft.com/office/word/2010/wordprocessingInk" xmlns:wps="http://schemas.microsoft.com/office/word/2010/wordprocessingShape" mc:Ignorable="w14 w15 wp14">
+  <w:abstractNum w:abstractNumId="0">
     <w:nsid w:val="13C763E5"/>
     <w:multiLevelType w:val="hybridMultilevel"/>
     <w:tmpl w:val="4540FEB6"/>
-    <w:lvl w:ilvl="0" w:tplc="2F60F598">
+    <w:name w:val="Bulleted_b1d72979-cb38-4f99-add3-ff8a7a05d7bc"/>
+    <w:lvl w:ilvl="0">
       <w:start w:val="1"/>
       <w:numFmt w:val="bullet"/>
       <w:lvlText w:val="●"/>
@@ -2447,7 +3238,7 @@
         <w:ind w:left="720" w:hanging="360"/>
       </w:pPr>
     </w:lvl>
-    <w:lvl w:ilvl="1" w:tplc="65EC7CB6">
+    <w:lvl w:ilvl="1">
       <w:start w:val="1"/>
       <w:numFmt w:val="bullet"/>
       <w:lvlText w:val="○"/>
@@ -2456,7 +3247,7 @@
         <w:ind w:left="1440" w:hanging="360"/>
       </w:pPr>
     </w:lvl>
-    <w:lvl w:ilvl="2" w:tplc="D958ABCA">
+    <w:lvl w:ilvl="2">
       <w:start w:val="1"/>
       <w:numFmt w:val="bullet"/>
       <w:lvlText w:val="■"/>
@@ -2465,7 +3256,7 @@
         <w:ind w:left="2160" w:hanging="360"/>
       </w:pPr>
     </w:lvl>
-    <w:lvl w:ilvl="3" w:tplc="E4A639C0">
+    <w:lvl w:ilvl="3">
       <w:start w:val="1"/>
       <w:numFmt w:val="bullet"/>
       <w:lvlText w:val="●"/>
@@ -2474,7 +3265,7 @@
         <w:ind w:left="2880" w:hanging="360"/>
       </w:pPr>
     </w:lvl>
-    <w:lvl w:ilvl="4" w:tplc="0D4095C2">
+    <w:lvl w:ilvl="4">
       <w:start w:val="1"/>
       <w:numFmt w:val="bullet"/>
       <w:lvlText w:val="○"/>
@@ -2483,7 +3274,7 @@
         <w:ind w:left="3600" w:hanging="360"/>
       </w:pPr>
     </w:lvl>
-    <w:lvl w:ilvl="5" w:tplc="B0203D86">
+    <w:lvl w:ilvl="5">
       <w:start w:val="1"/>
       <w:numFmt w:val="bullet"/>
       <w:lvlText w:val="■"/>
@@ -2492,7 +3283,7 @@
         <w:ind w:left="4320" w:hanging="360"/>
       </w:pPr>
     </w:lvl>
-    <w:lvl w:ilvl="6" w:tplc="BA5CCE66">
+    <w:lvl w:ilvl="6">
       <w:start w:val="1"/>
       <w:numFmt w:val="bullet"/>
       <w:lvlText w:val="●"/>
@@ -2501,7 +3292,7 @@
         <w:ind w:left="5040" w:hanging="360"/>
       </w:pPr>
     </w:lvl>
-    <w:lvl w:ilvl="7" w:tplc="A9ACA52C">
+    <w:lvl w:ilvl="7">
       <w:start w:val="1"/>
       <w:numFmt w:val="bullet"/>
       <w:lvlText w:val="●"/>
@@ -2510,7 +3301,7 @@
         <w:ind w:left="5760" w:hanging="360"/>
       </w:pPr>
     </w:lvl>
-    <w:lvl w:ilvl="8" w:tplc="34167AD6">
+    <w:lvl w:ilvl="8">
       <w:start w:val="1"/>
       <w:numFmt w:val="bullet"/>
       <w:lvlText w:val="●"/>
@@ -2520,7 +3311,7 @@
       </w:pPr>
     </w:lvl>
   </w:abstractNum>
-  <w:num w:numId="1" w16cid:durableId="1761943491">
+  <w:num w:numId="1">
     <w:abstractNumId w:val="0"/>
     <w:lvlOverride w:ilvl="0">
       <w:startOverride w:val="1"/>
@@ -2530,7 +3321,7 @@
 </file>
 
 <file path=word/styles.xml><?xml version="1.0" encoding="utf-8"?>
-<w:styles xmlns:mc="http://schemas.openxmlformats.org/markup-compatibility/2006" xmlns:r="http://schemas.openxmlformats.org/officeDocument/2006/relationships" xmlns:w="http://schemas.openxmlformats.org/wordprocessingml/2006/main" xmlns:w14="http://schemas.microsoft.com/office/word/2010/wordml" xmlns:w15="http://schemas.microsoft.com/office/word/2012/wordml" xmlns:w16cex="http://schemas.microsoft.com/office/word/2018/wordml/cex" xmlns:w16cid="http://schemas.microsoft.com/office/word/2016/wordml/cid" xmlns:w16="http://schemas.microsoft.com/office/word/2018/wordml" xmlns:w16du="http://schemas.microsoft.com/office/word/2023/wordml/word16du" xmlns:w16sdtdh="http://schemas.microsoft.com/office/word/2020/wordml/sdtdatahash" xmlns:w16sdtfl="http://schemas.microsoft.com/office/word/2024/wordml/sdtformatlock" xmlns:w16se="http://schemas.microsoft.com/office/word/2015/wordml/symex" mc:Ignorable="w14 w15 w16se w16cid w16 w16cex w16sdtdh w16sdtfl w16du">
+<w:styles xmlns:mc="http://schemas.openxmlformats.org/markup-compatibility/2006" xmlns:r="http://schemas.openxmlformats.org/officeDocument/2006/relationships" xmlns:w="http://schemas.openxmlformats.org/wordprocessingml/2006/main" xmlns:w14="http://schemas.microsoft.com/office/word/2010/wordml" xmlns:w15="http://schemas.microsoft.com/office/word/2012/wordml" mc:Ignorable="w14 w15">
   <w:docDefaults>
     <w:rPrDefault>
       <w:rPr>
@@ -2620,7 +3411,6 @@
     <w:lsdException w:name="Date" w:semiHidden="1" w:unhideWhenUsed="1"/>
     <w:lsdException w:name="Body Text First Indent" w:semiHidden="1" w:unhideWhenUsed="1"/>
     <w:lsdException w:name="Body Text First Indent 2" w:semiHidden="1" w:unhideWhenUsed="1"/>
-    <w:lsdException w:name="Note Heading" w:semiHidden="1" w:unhideWhenUsed="1"/>
     <w:lsdException w:name="Body Text 2" w:semiHidden="1" w:unhideWhenUsed="1"/>
     <w:lsdException w:name="Body Text 3" w:semiHidden="1" w:unhideWhenUsed="1"/>
     <w:lsdException w:name="Body Text Indent 2" w:semiHidden="1" w:unhideWhenUsed="1"/>
@@ -2644,7 +3434,6 @@
     <w:lsdException w:name="HTML Keyboard" w:semiHidden="1" w:unhideWhenUsed="1"/>
     <w:lsdException w:name="HTML Preformatted" w:semiHidden="1" w:unhideWhenUsed="1"/>
     <w:lsdException w:name="HTML Sample" w:semiHidden="1" w:unhideWhenUsed="1"/>
-    <w:lsdException w:name="HTML Typewriter" w:semiHidden="1" w:unhideWhenUsed="1"/>
     <w:lsdException w:name="HTML Variable" w:semiHidden="1" w:unhideWhenUsed="1"/>
     <w:lsdException w:name="Normal Table" w:semiHidden="1" w:unhideWhenUsed="1"/>
     <w:lsdException w:name="annotation subject" w:semiHidden="1" w:unhideWhenUsed="1"/>
@@ -2912,18 +3701,13 @@
     <w:lsdException w:name="List Table 5 Dark Accent 6" w:uiPriority="50"/>
     <w:lsdException w:name="List Table 6 Colorful Accent 6" w:uiPriority="51"/>
     <w:lsdException w:name="List Table 7 Colorful Accent 6" w:uiPriority="52"/>
-    <w:lsdException w:name="Mention" w:semiHidden="1" w:unhideWhenUsed="1"/>
-    <w:lsdException w:name="Smart Hyperlink" w:semiHidden="1" w:unhideWhenUsed="1"/>
-    <w:lsdException w:name="Hashtag" w:semiHidden="1" w:unhideWhenUsed="1"/>
-    <w:lsdException w:name="Unresolved Mention" w:semiHidden="1" w:unhideWhenUsed="1"/>
-    <w:lsdException w:name="Smart Link" w:semiHidden="1" w:unhideWhenUsed="1"/>
   </w:latentStyles>
   <w:style w:type="paragraph" w:default="1" w:styleId="Normal">
     <w:name w:val="Normal"/>
     <w:qFormat/>
   </w:style>
   <w:style w:type="paragraph" w:styleId="Heading1">
-    <w:name w:val="heading 1"/>
+    <w:name w:val="Heading 1"/>
     <w:uiPriority w:val="9"/>
     <w:qFormat/>
     <w:pPr>
@@ -2936,7 +3720,7 @@
     </w:rPr>
   </w:style>
   <w:style w:type="paragraph" w:styleId="Heading2">
-    <w:name w:val="heading 2"/>
+    <w:name w:val="Heading 2"/>
     <w:uiPriority w:val="9"/>
     <w:semiHidden/>
     <w:unhideWhenUsed/>
@@ -2951,7 +3735,7 @@
     </w:rPr>
   </w:style>
   <w:style w:type="paragraph" w:styleId="Heading3">
-    <w:name w:val="heading 3"/>
+    <w:name w:val="Heading 3"/>
     <w:uiPriority w:val="9"/>
     <w:semiHidden/>
     <w:unhideWhenUsed/>
@@ -2966,7 +3750,7 @@
     </w:rPr>
   </w:style>
   <w:style w:type="paragraph" w:styleId="Heading4">
-    <w:name w:val="heading 4"/>
+    <w:name w:val="Heading 4"/>
     <w:uiPriority w:val="9"/>
     <w:semiHidden/>
     <w:unhideWhenUsed/>
@@ -2981,7 +3765,7 @@
     </w:rPr>
   </w:style>
   <w:style w:type="paragraph" w:styleId="Heading5">
-    <w:name w:val="heading 5"/>
+    <w:name w:val="Heading 5"/>
     <w:uiPriority w:val="9"/>
     <w:semiHidden/>
     <w:unhideWhenUsed/>
@@ -2994,7 +3778,7 @@
     </w:rPr>
   </w:style>
   <w:style w:type="paragraph" w:styleId="Heading6">
-    <w:name w:val="heading 6"/>
+    <w:name w:val="Heading 6"/>
     <w:uiPriority w:val="9"/>
     <w:semiHidden/>
     <w:unhideWhenUsed/>
@@ -3012,7 +3796,7 @@
     <w:semiHidden/>
     <w:unhideWhenUsed/>
   </w:style>
-  <w:style w:type="table" w:default="1" w:styleId="TableNormal">
+  <w:style w:type="table" w:default="1" w:styleId="NormalTable">
     <w:name w:val="Normal Table"/>
     <w:uiPriority w:val="99"/>
     <w:semiHidden/>
@@ -3064,7 +3848,7 @@
     </w:rPr>
   </w:style>
   <w:style w:type="character" w:styleId="FootnoteReference">
-    <w:name w:val="footnote reference"/>
+    <w:name w:val="Footnote Reference"/>
     <w:uiPriority w:val="99"/>
     <w:semiHidden/>
     <w:unhideWhenUsed/>
@@ -3073,14 +3857,14 @@
     </w:rPr>
   </w:style>
   <w:style w:type="paragraph" w:styleId="FootnoteText">
-    <w:name w:val="footnote text"/>
-    <w:link w:val="FootnoteTextChar"/>
+    <w:name w:val="Footnote Text"/>
+    <w:link w:val="TeksCatatanKakiKAR"/>
     <w:uiPriority w:val="99"/>
     <w:semiHidden/>
     <w:unhideWhenUsed/>
   </w:style>
-  <w:style w:type="character" w:customStyle="1" w:styleId="FootnoteTextChar">
-    <w:name w:val="Footnote Text Char"/>
+  <w:style w:type="character" w:customStyle="1" w:styleId="TeksCatatanKakiKAR">
+    <w:name w:val="Teks Catatan Kaki KAR"/>
     <w:link w:val="FootnoteText"/>
     <w:uiPriority w:val="99"/>
     <w:semiHidden/>
@@ -3091,7 +3875,7 @@
     </w:rPr>
   </w:style>
   <w:style w:type="character" w:styleId="EndnoteReference">
-    <w:name w:val="endnote reference"/>
+    <w:name w:val="Endnote Reference"/>
     <w:uiPriority w:val="99"/>
     <w:semiHidden/>
     <w:unhideWhenUsed/>
@@ -3100,14 +3884,14 @@
     </w:rPr>
   </w:style>
   <w:style w:type="paragraph" w:styleId="EndnoteText">
-    <w:name w:val="endnote text"/>
-    <w:link w:val="EndnoteTextChar"/>
+    <w:name w:val="Endnote Text"/>
+    <w:link w:val="TeksCatatanAkhirKAR"/>
     <w:uiPriority w:val="99"/>
     <w:semiHidden/>
     <w:unhideWhenUsed/>
   </w:style>
-  <w:style w:type="character" w:customStyle="1" w:styleId="EndnoteTextChar">
-    <w:name w:val="Endnote Text Char"/>
+  <w:style w:type="character" w:customStyle="1" w:styleId="TeksCatatanAkhirKAR">
+    <w:name w:val="Teks Catatan Akhir KAR"/>
     <w:link w:val="EndnoteText"/>
     <w:uiPriority w:val="99"/>
     <w:semiHidden/>
@@ -3116,6 +3900,20 @@
       <w:sz w:val="20"/>
       <w:szCs w:val="20"/>
     </w:rPr>
+  </w:style>
+  <w:style w:type="table" w:styleId="TableGrid">
+    <w:name w:val="Table Grid"/>
+    <w:tblPr>
+      <w:tblInd w:w="0" w:type="dxa"/>
+      <w:tblBorders>
+        <w:top w:val="single" w:sz="4" w:space="0" w:color="000000"/>
+        <w:left w:val="single" w:sz="4" w:space="0" w:color="000000"/>
+        <w:bottom w:val="single" w:sz="4" w:space="0" w:color="000000"/>
+        <w:right w:val="single" w:sz="4" w:space="0" w:color="000000"/>
+        <w:insideH w:val="single" w:sz="4" w:space="0" w:color="000000"/>
+        <w:insideV w:val="single" w:sz="4" w:space="0" w:color="000000"/>
+      </w:tblBorders>
+    </w:tblPr>
   </w:style>
 </w:styles>
 </file>
